--- a/中央民族大学匹克球俱乐部小程序开发进展汇总.docx
+++ b/中央民族大学匹克球俱乐部小程序开发进展汇总.docx
@@ -28,7 +28,7 @@
     </w:p>
     <w:p>
       <w:r>
-        <w:t>本项目是面向中央民族大学匹克球俱乐部成员的微信小程序，核心目标有三件事：会员注册登录、比赛成绩记录、等级分（Rank）自动计算。技术上采用微信小程序原生开发，不引入第三方 UI 库；后端计划使用微信云开发，本地则以「模拟数据 + 一行切换」的方式独立运行，保证在云环境就绪之前界面与算法都能完整跑通。</w:t>
+        <w:t>本项目是面向中央民族大学匹克球俱乐部成员的微信小程序，核心目标有四件事：会员注册登录、比赛成绩记录、赛事组织（发布 / 报名 / 签到 / 抽签 / 名次）与等级分（Rank）自动计算。技术上采用微信小程序原生开发，不引入第三方 UI 库；后端计划使用微信云开发，本地则以「模拟数据 + 一行切换」的方式独立运行，保证在云环境就绪之前界面与算法都能完整跑通。</w:t>
       </w:r>
     </w:p>
     <w:p>
@@ -108,7 +108,7 @@
           </w:tcPr>
           <w:p>
             <w:r>
-              <w:t>12,448 行</w:t>
+              <w:t>21,759 行</w:t>
             </w:r>
           </w:p>
         </w:tc>
@@ -140,7 +140,7 @@
           </w:tcPr>
           <w:p>
             <w:r>
-              <w:t>8,987 行</w:t>
+              <w:t>16,740 行</w:t>
             </w:r>
           </w:p>
         </w:tc>
@@ -150,7 +150,7 @@
           </w:tcPr>
           <w:p>
             <w:r>
-              <w:t>tests/ 目录，共 25 个测试文件</w:t>
+              <w:t>tests/ 目录，共 43 个测试文件</w:t>
             </w:r>
           </w:p>
         </w:tc>
@@ -172,7 +172,7 @@
           </w:tcPr>
           <w:p>
             <w:r>
-              <w:t>738 条 / 87 个套件</w:t>
+              <w:t>1258 条 / 136 个套件</w:t>
             </w:r>
           </w:p>
         </w:tc>
@@ -204,7 +204,7 @@
           </w:tcPr>
           <w:p>
             <w:r>
-              <w:t>8 个</w:t>
+              <w:t>18 个</w:t>
             </w:r>
           </w:p>
         </w:tc>
@@ -214,7 +214,7 @@
           </w:tcPr>
           <w:p>
             <w:r>
-              <w:t>4 个 tabBar 页 + 4 个功能页，全部接入数据源门面</w:t>
+              <w:t>5 个 tabBar 页 + 13 个功能页，全部接入数据源门面</w:t>
             </w:r>
           </w:p>
         </w:tc>
@@ -310,7 +310,7 @@
           </w:tcPr>
           <w:p>
             <w:r>
-              <w:t>由固定随机种子生成，每次完全一致</w:t>
+              <w:t>由固定随机种子生成，每次完全一致；6 场赛事均已结束</w:t>
             </w:r>
           </w:p>
         </w:tc>
@@ -343,6 +343,38 @@
           <w:p>
             <w:r>
               <w:t>见第四节</w:t>
+            </w:r>
+          </w:p>
+        </w:tc>
+      </w:tr>
+      <w:tr>
+        <w:tc>
+          <w:tcPr>
+            <w:tcW w:type="dxa" w:w="2880"/>
+          </w:tcPr>
+          <w:p>
+            <w:r>
+              <w:t>数据动作</w:t>
+            </w:r>
+          </w:p>
+        </w:tc>
+        <w:tc>
+          <w:tcPr>
+            <w:tcW w:type="dxa" w:w="2880"/>
+          </w:tcPr>
+          <w:p>
+            <w:r>
+              <w:t>40 个（22 读 + 18 写）</w:t>
+            </w:r>
+          </w:p>
+        </w:tc>
+        <w:tc>
+          <w:tcPr>
+            <w:tcW w:type="dxa" w:w="2880"/>
+          </w:tcPr>
+          <w:p>
+            <w:r>
+              <w:t>mock 与 cloud 一一对应，tests/datasource.test.js 强制校验</w:t>
             </w:r>
           </w:p>
         </w:tc>
@@ -637,7 +669,7 @@
           </w:tcPr>
           <w:p>
             <w:r>
-              <w:t>439</w:t>
+              <w:t>482</w:t>
             </w:r>
           </w:p>
         </w:tc>
@@ -647,7 +679,7 @@
           </w:tcPr>
           <w:p>
             <w:r>
-              <w:t>ELO 数学层：单场分数变动、按性别取初始分、新人定级、赛季软重置</w:t>
+              <w:t>ELO 数学层：单场分数变动、按性别取初始分、新人定级、赛季软重置、赛事等级 K</w:t>
             </w:r>
           </w:p>
         </w:tc>
@@ -669,7 +701,7 @@
           </w:tcPr>
           <w:p>
             <w:r>
-              <w:t>239</w:t>
+              <w:t>245</w:t>
             </w:r>
           </w:p>
         </w:tc>
@@ -701,7 +733,7 @@
           </w:tcPr>
           <w:p>
             <w:r>
-              <w:t>371</w:t>
+              <w:t>376</w:t>
             </w:r>
           </w:p>
         </w:tc>
@@ -733,7 +765,7 @@
           </w:tcPr>
           <w:p>
             <w:r>
-              <w:t>113</w:t>
+              <w:t>106</w:t>
             </w:r>
           </w:p>
         </w:tc>
@@ -743,7 +775,7 @@
           </w:tcPr>
           <w:p>
             <w:r>
-              <w:t>积分规则：基础分、连胜奖励、赛事加倍</w:t>
+              <w:t>积分规则：赛事参与分 + 名次档位分 × 等级倍数</w:t>
             </w:r>
           </w:p>
         </w:tc>
@@ -861,7 +893,7 @@
           </w:tcPr>
           <w:p>
             <w:r>
-              <w:t>548</w:t>
+              <w:t>770</w:t>
             </w:r>
           </w:p>
         </w:tc>
@@ -893,7 +925,7 @@
           </w:tcPr>
           <w:p>
             <w:r>
-              <w:t>722</w:t>
+              <w:t>704</w:t>
             </w:r>
           </w:p>
         </w:tc>
@@ -925,7 +957,7 @@
           </w:tcPr>
           <w:p>
             <w:r>
-              <w:t>487</w:t>
+              <w:t>654</w:t>
             </w:r>
           </w:p>
         </w:tc>
@@ -957,7 +989,7 @@
           </w:tcPr>
           <w:p>
             <w:r>
-              <w:t>901</w:t>
+              <w:t>1,669</w:t>
             </w:r>
           </w:p>
         </w:tc>
@@ -1021,7 +1053,7 @@
           </w:tcPr>
           <w:p>
             <w:r>
-              <w:t>468</w:t>
+              <w:t>577</w:t>
             </w:r>
           </w:p>
         </w:tc>
@@ -1053,7 +1085,7 @@
           </w:tcPr>
           <w:p>
             <w:r>
-              <w:t>202</w:t>
+              <w:t>199</w:t>
             </w:r>
           </w:p>
         </w:tc>
@@ -1075,7 +1107,7 @@
           </w:tcPr>
           <w:p>
             <w:r>
-              <w:t>services/home-view.js 等 6 个视图模型</w:t>
+              <w:t>services/home-view.js 等 9 个视图模型</w:t>
             </w:r>
           </w:p>
         </w:tc>
@@ -1085,7 +1117,7 @@
           </w:tcPr>
           <w:p>
             <w:r>
-              <w:t>1,314</w:t>
+              <w:t>2,412</w:t>
             </w:r>
           </w:p>
         </w:tc>
@@ -1095,7 +1127,7 @@
           </w:tcPr>
           <w:p>
             <w:r>
-              <w:t>首页 / 榜单 / 比赛 / 录入 / 个人 / 审核的数据组装</w:t>
+              <w:t>首页 / 榜单 / 比赛 / 录入 / 个人 / 审核 / 赛事 / 赛季 / 公告的数据组装</w:t>
             </w:r>
           </w:p>
         </w:tc>
@@ -1128,6 +1160,166 @@
           <w:p>
             <w:r>
               <w:t>「我的」与「他人主页」共用的界面模板，避免两处漂移</w:t>
+            </w:r>
+          </w:p>
+        </w:tc>
+      </w:tr>
+      <w:tr>
+        <w:tc>
+          <w:tcPr>
+            <w:tcW w:type="dxa" w:w="2880"/>
+          </w:tcPr>
+          <w:p>
+            <w:r>
+              <w:t>utils/bracket.js</w:t>
+            </w:r>
+          </w:p>
+        </w:tc>
+        <w:tc>
+          <w:tcPr>
+            <w:tcW w:type="dxa" w:w="2880"/>
+          </w:tcPr>
+          <w:p>
+            <w:r>
+              <w:t>170</w:t>
+            </w:r>
+          </w:p>
+        </w:tc>
+        <w:tc>
+          <w:tcPr>
+            <w:tcW w:type="dxa" w:w="2880"/>
+          </w:tcPr>
+          <w:p>
+            <w:r>
+              <w:t>单败淘汰签表：标准种子顺序、轮次配对、轮空（bye）处理</w:t>
+            </w:r>
+          </w:p>
+        </w:tc>
+      </w:tr>
+      <w:tr>
+        <w:tc>
+          <w:tcPr>
+            <w:tcW w:type="dxa" w:w="2880"/>
+          </w:tcPr>
+          <w:p>
+            <w:r>
+              <w:t>services/draw.js</w:t>
+            </w:r>
+          </w:p>
+        </w:tc>
+        <w:tc>
+          <w:tcPr>
+            <w:tcW w:type="dxa" w:w="2880"/>
+          </w:tcPr>
+          <w:p>
+            <w:r>
+              <w:t>497</w:t>
+            </w:r>
+          </w:p>
+        </w:tc>
+        <w:tc>
+          <w:tcPr>
+            <w:tcW w:type="dxa" w:w="2880"/>
+          </w:tcPr>
+          <w:p>
+            <w:r>
+              <w:t>抽签：按手工 / 等级分 / 赛季积分确定种子并落座</w:t>
+            </w:r>
+          </w:p>
+        </w:tc>
+      </w:tr>
+      <w:tr>
+        <w:tc>
+          <w:tcPr>
+            <w:tcW w:type="dxa" w:w="2880"/>
+          </w:tcPr>
+          <w:p>
+            <w:r>
+              <w:t>services/event.js / event-store.js</w:t>
+            </w:r>
+          </w:p>
+        </w:tc>
+        <w:tc>
+          <w:tcPr>
+            <w:tcW w:type="dxa" w:w="2880"/>
+          </w:tcPr>
+          <w:p>
+            <w:r>
+              <w:t>899</w:t>
+            </w:r>
+          </w:p>
+        </w:tc>
+        <w:tc>
+          <w:tcPr>
+            <w:tcW w:type="dxa" w:w="2880"/>
+          </w:tcPr>
+          <w:p>
+            <w:r>
+              <w:t>赛事发布、报名 / 取消、签到、名次、状态推进与权限</w:t>
+            </w:r>
+          </w:p>
+        </w:tc>
+      </w:tr>
+      <w:tr>
+        <w:tc>
+          <w:tcPr>
+            <w:tcW w:type="dxa" w:w="2880"/>
+          </w:tcPr>
+          <w:p>
+            <w:r>
+              <w:t>services/season.js / season-store.js / season-view.js</w:t>
+            </w:r>
+          </w:p>
+        </w:tc>
+        <w:tc>
+          <w:tcPr>
+            <w:tcW w:type="dxa" w:w="2880"/>
+          </w:tcPr>
+          <w:p>
+            <w:r>
+              <w:t>249</w:t>
+            </w:r>
+          </w:p>
+        </w:tc>
+        <w:tc>
+          <w:tcPr>
+            <w:tcW w:type="dxa" w:w="2880"/>
+          </w:tcPr>
+          <w:p>
+            <w:r>
+              <w:t>赛季编号、软重置权限与赛季概况</w:t>
+            </w:r>
+          </w:p>
+        </w:tc>
+      </w:tr>
+      <w:tr>
+        <w:tc>
+          <w:tcPr>
+            <w:tcW w:type="dxa" w:w="2880"/>
+          </w:tcPr>
+          <w:p>
+            <w:r>
+              <w:t>services/announcement.js / announcement-store.js / announcement-view.js</w:t>
+            </w:r>
+          </w:p>
+        </w:tc>
+        <w:tc>
+          <w:tcPr>
+            <w:tcW w:type="dxa" w:w="2880"/>
+          </w:tcPr>
+          <w:p>
+            <w:r>
+              <w:t>502</w:t>
+            </w:r>
+          </w:p>
+        </w:tc>
+        <w:tc>
+          <w:tcPr>
+            <w:tcW w:type="dxa" w:w="2880"/>
+          </w:tcPr>
+          <w:p>
+            <w:r>
+              <w:t>公告发布、归档与展示</w:t>
             </w:r>
           </w:p>
         </w:tc>
@@ -1193,7 +1385,7 @@
     </w:p>
     <w:p>
       <w:r>
-        <w:t>R′ = R × 0.75 + 锚定分 × 0.25，锚定分取初始分 1450（早期文档写的是 1000）。applySeasonalReset 与 applySeasonalResetToUser 已实现并有测试，但还没有赛季管理入口；触发重置时还需同步刷新 startElo 快照，否则进步榜会跨赛季算错。</w:t>
+        <w:t>R′ = R × 0.75 + 锚定分 × 0.25，锚定分取初始分 1450（早期文档写的是 1000）。applySeasonalReset 与 applySeasonalResetToUser 已实现并有测试；赛季管理入口也已完成（pages/season-manage，执行重置需 ROLE.ADMIN），重置时会同步刷新 startElo 快照，进步榜不再跨赛季算错。</w:t>
       </w:r>
     </w:p>
     <w:p>
@@ -1206,7 +1398,7 @@
     </w:p>
     <w:p>
       <w:r>
-        <w:t>等级分回答「谁更强」，是零和的；积分回答「谁打得勤、成绩好」，可以累积。积分由基础分（胜 +3 / 负 +1）、连胜奖励（3 连胜起，最高 +3）、赛事加倍（+2）组成。进步榜按「入池起点到现在的涨分幅度」排名，并要求至少出场 5 场，避免只打一两场的人靠偶然大涨霸榜。</w:t>
+        <w:t>等级分回答「谁更强」，是零和的；积分回答「谁打得勤、成绩好」，可以累积。积分只来自赛事（决策 9）：每完成一次赛事，按最终名次记一次账——参与分固定 2 分，名次分按档位 1→20 / 2→14 / 3→10 / 4→7 / 5–8→4，再乘赛事等级倍数（一级 ×4 / 二级 ×2 / 三级 ×1）；未进八强只拿参与分，双打赛事不计分。日常约球不再产生积分，只影响等级分，避免奖励「刷场次」。进步榜按「入池起点到现在的涨分幅度」排名，并要求至少出场 5 场，避免只打一两场的人靠偶然大涨霸榜。</w:t>
       </w:r>
     </w:p>
     <w:p>
@@ -1248,7 +1440,7 @@
     </w:p>
     <w:p>
       <w:r>
-        <w:t>这样做的好处是：生成的分数是真实比赛结果推出来的，不是手编的；反过来还能检验算法——如果回放出的分数不收敛，说明参数有问题，立刻就能发现。所有随机都走固定种子（DEFAULT_SEED = 20260901），每次生成的数据完全一致：24 名会员（男 13 / 女 11）、642 场比赛、6 场赛事、6 条公告，赛季跨 2026-04-06 至 2026-08-22，其中 3 名中途入会者会触发定级。</w:t>
+        <w:t>这样做的好处是：生成的分数是真实比赛结果推出来的，不是手编的；反过来还能检验算法——如果回放出的分数不收敛，说明参数有问题，立刻就能发现。所有随机都走固定种子（DEFAULT_SEED = 20260901），每次生成的数据完全一致：24 名会员（男 13 / 女 11）、642 场比赛、6 场赛事、6 条公告，赛季跨 2026-04-06 至 2026-08-22，其中 3 名中途入会者会触发定级。6 场赛事均已结束，可直接查看名次分、赛事积分榜与完整签表。</w:t>
       </w:r>
     </w:p>
     <w:p>
@@ -1543,7 +1735,7 @@
           </w:tcPr>
           <w:p>
             <w:r>
-              <w:t>我的</w:t>
+              <w:t>赛事</w:t>
             </w:r>
           </w:p>
         </w:tc>
@@ -1563,7 +1755,7 @@
           </w:tcPr>
           <w:p>
             <w:r>
-              <w:t>分数走势曲线、赛事名次、交锋记录、搭档记录、逐场战绩、会员审核入口</w:t>
+              <w:t>报名中的赛事、我的报名、赛事积分榜、管理员发布入口</w:t>
             </w:r>
           </w:p>
         </w:tc>
@@ -1575,7 +1767,7 @@
           </w:tcPr>
           <w:p>
             <w:r>
-              <w:t>他人主页</w:t>
+              <w:t>我的</w:t>
             </w:r>
           </w:p>
         </w:tc>
@@ -1585,7 +1777,7 @@
           </w:tcPr>
           <w:p>
             <w:r>
-              <w:t>功能页</w:t>
+              <w:t>tabBar</w:t>
             </w:r>
           </w:p>
         </w:tc>
@@ -1595,7 +1787,7 @@
           </w:tcPr>
           <w:p>
             <w:r>
-              <w:t>与「我的」共用同一套模板与样式，仅数据对象不同</w:t>
+              <w:t>分数走势曲线、赛事名次、交锋记录、搭档记录、逐场战绩、会员审核入口</w:t>
             </w:r>
           </w:p>
         </w:tc>
@@ -1607,7 +1799,7 @@
           </w:tcPr>
           <w:p>
             <w:r>
-              <w:t>登录 / 注册</w:t>
+              <w:t>他人主页</w:t>
             </w:r>
           </w:p>
         </w:tc>
@@ -1627,7 +1819,7 @@
           </w:tcPr>
           <w:p>
             <w:r>
-              <w:t>微信一键登录、实名信息填写、待审核状态展示</w:t>
+              <w:t>与「我的」共用同一套模板与样式，仅数据对象不同</w:t>
             </w:r>
           </w:p>
         </w:tc>
@@ -1639,7 +1831,7 @@
           </w:tcPr>
           <w:p>
             <w:r>
-              <w:t>录入成绩</w:t>
+              <w:t>登录 / 注册</w:t>
             </w:r>
           </w:p>
         </w:tc>
@@ -1659,7 +1851,7 @@
           </w:tcPr>
           <w:p>
             <w:r>
-              <w:t>单打 / 双打、分制局制、逐局比分与实时胜负判定</w:t>
+              <w:t>微信一键登录、实名信息填写、待审核状态展示</w:t>
             </w:r>
           </w:p>
         </w:tc>
@@ -1671,6 +1863,38 @@
           </w:tcPr>
           <w:p>
             <w:r>
+              <w:t>录入成绩</w:t>
+            </w:r>
+          </w:p>
+        </w:tc>
+        <w:tc>
+          <w:tcPr>
+            <w:tcW w:type="dxa" w:w="2880"/>
+          </w:tcPr>
+          <w:p>
+            <w:r>
+              <w:t>功能页</w:t>
+            </w:r>
+          </w:p>
+        </w:tc>
+        <w:tc>
+          <w:tcPr>
+            <w:tcW w:type="dxa" w:w="2880"/>
+          </w:tcPr>
+          <w:p>
+            <w:r>
+              <w:t>单打 / 双打、分制局制、逐局比分与实时胜负判定</w:t>
+            </w:r>
+          </w:p>
+        </w:tc>
+      </w:tr>
+      <w:tr>
+        <w:tc>
+          <w:tcPr>
+            <w:tcW w:type="dxa" w:w="2880"/>
+          </w:tcPr>
+          <w:p>
+            <w:r>
               <w:t>会员审核</w:t>
             </w:r>
           </w:p>
@@ -1692,6 +1916,294 @@
           <w:p>
             <w:r>
               <w:t>待审核 / 已处理；通过、驳回（理由必填）；无权则整页拦截且不下发申请人资料</w:t>
+            </w:r>
+          </w:p>
+        </w:tc>
+      </w:tr>
+      <w:tr>
+        <w:tc>
+          <w:tcPr>
+            <w:tcW w:type="dxa" w:w="2880"/>
+          </w:tcPr>
+          <w:p>
+            <w:r>
+              <w:t>赛事详情</w:t>
+            </w:r>
+          </w:p>
+        </w:tc>
+        <w:tc>
+          <w:tcPr>
+            <w:tcW w:type="dxa" w:w="2880"/>
+          </w:tcPr>
+          <w:p>
+            <w:r>
+              <w:t>功能页</w:t>
+            </w:r>
+          </w:p>
+        </w:tc>
+        <w:tc>
+          <w:tcPr>
+            <w:tcW w:type="dxa" w:w="2880"/>
+          </w:tcPr>
+          <w:p>
+            <w:r>
+              <w:t>报名 / 取消、签到、签表（抽签结果与逐轮比分）、名次</w:t>
+            </w:r>
+          </w:p>
+        </w:tc>
+      </w:tr>
+      <w:tr>
+        <w:tc>
+          <w:tcPr>
+            <w:tcW w:type="dxa" w:w="2880"/>
+          </w:tcPr>
+          <w:p>
+            <w:r>
+              <w:t>发布 / 编辑赛事</w:t>
+            </w:r>
+          </w:p>
+        </w:tc>
+        <w:tc>
+          <w:tcPr>
+            <w:tcW w:type="dxa" w:w="2880"/>
+          </w:tcPr>
+          <w:p>
+            <w:r>
+              <w:t>功能页</w:t>
+            </w:r>
+          </w:p>
+        </w:tc>
+        <w:tc>
+          <w:tcPr>
+            <w:tcW w:type="dxa" w:w="2880"/>
+          </w:tcPr>
+          <w:p>
+            <w:r>
+              <w:t>等级、赛制、种子口径与数量、季军赛口径</w:t>
+            </w:r>
+          </w:p>
+        </w:tc>
+      </w:tr>
+      <w:tr>
+        <w:tc>
+          <w:tcPr>
+            <w:tcW w:type="dxa" w:w="2880"/>
+          </w:tcPr>
+          <w:p>
+            <w:r>
+              <w:t>名次录入</w:t>
+            </w:r>
+          </w:p>
+        </w:tc>
+        <w:tc>
+          <w:tcPr>
+            <w:tcW w:type="dxa" w:w="2880"/>
+          </w:tcPr>
+          <w:p>
+            <w:r>
+              <w:t>功能页</w:t>
+            </w:r>
+          </w:p>
+        </w:tc>
+        <w:tc>
+          <w:tcPr>
+            <w:tcW w:type="dxa" w:w="2880"/>
+          </w:tcPr>
+          <w:p>
+            <w:r>
+              <w:t>录入最终名次，据此结算赛事积分</w:t>
+            </w:r>
+          </w:p>
+        </w:tc>
+      </w:tr>
+      <w:tr>
+        <w:tc>
+          <w:tcPr>
+            <w:tcW w:type="dxa" w:w="2880"/>
+          </w:tcPr>
+          <w:p>
+            <w:r>
+              <w:t>公告列表</w:t>
+            </w:r>
+          </w:p>
+        </w:tc>
+        <w:tc>
+          <w:tcPr>
+            <w:tcW w:type="dxa" w:w="2880"/>
+          </w:tcPr>
+          <w:p>
+            <w:r>
+              <w:t>功能页</w:t>
+            </w:r>
+          </w:p>
+        </w:tc>
+        <w:tc>
+          <w:tcPr>
+            <w:tcW w:type="dxa" w:w="2880"/>
+          </w:tcPr>
+          <w:p>
+            <w:r>
+              <w:t>公告浏览与详情</w:t>
+            </w:r>
+          </w:p>
+        </w:tc>
+      </w:tr>
+      <w:tr>
+        <w:tc>
+          <w:tcPr>
+            <w:tcW w:type="dxa" w:w="2880"/>
+          </w:tcPr>
+          <w:p>
+            <w:r>
+              <w:t>公告管理</w:t>
+            </w:r>
+          </w:p>
+        </w:tc>
+        <w:tc>
+          <w:tcPr>
+            <w:tcW w:type="dxa" w:w="2880"/>
+          </w:tcPr>
+          <w:p>
+            <w:r>
+              <w:t>功能页</w:t>
+            </w:r>
+          </w:p>
+        </w:tc>
+        <w:tc>
+          <w:tcPr>
+            <w:tcW w:type="dxa" w:w="2880"/>
+          </w:tcPr>
+          <w:p>
+            <w:r>
+              <w:t>发布、归档（需 STAFF）</w:t>
+            </w:r>
+          </w:p>
+        </w:tc>
+      </w:tr>
+      <w:tr>
+        <w:tc>
+          <w:tcPr>
+            <w:tcW w:type="dxa" w:w="2880"/>
+          </w:tcPr>
+          <w:p>
+            <w:r>
+              <w:t>公告编辑</w:t>
+            </w:r>
+          </w:p>
+        </w:tc>
+        <w:tc>
+          <w:tcPr>
+            <w:tcW w:type="dxa" w:w="2880"/>
+          </w:tcPr>
+          <w:p>
+            <w:r>
+              <w:t>功能页</w:t>
+            </w:r>
+          </w:p>
+        </w:tc>
+        <w:tc>
+          <w:tcPr>
+            <w:tcW w:type="dxa" w:w="2880"/>
+          </w:tcPr>
+          <w:p>
+            <w:r>
+              <w:t>公告正文编辑</w:t>
+            </w:r>
+          </w:p>
+        </w:tc>
+      </w:tr>
+      <w:tr>
+        <w:tc>
+          <w:tcPr>
+            <w:tcW w:type="dxa" w:w="2880"/>
+          </w:tcPr>
+          <w:p>
+            <w:r>
+              <w:t>资料编辑</w:t>
+            </w:r>
+          </w:p>
+        </w:tc>
+        <w:tc>
+          <w:tcPr>
+            <w:tcW w:type="dxa" w:w="2880"/>
+          </w:tcPr>
+          <w:p>
+            <w:r>
+              <w:t>功能页</w:t>
+            </w:r>
+          </w:p>
+        </w:tc>
+        <w:tc>
+          <w:tcPr>
+            <w:tcW w:type="dxa" w:w="2880"/>
+          </w:tcPr>
+          <w:p>
+            <w:r>
+              <w:t>昵称、性别、联系方式等资料维护</w:t>
+            </w:r>
+          </w:p>
+        </w:tc>
+      </w:tr>
+      <w:tr>
+        <w:tc>
+          <w:tcPr>
+            <w:tcW w:type="dxa" w:w="2880"/>
+          </w:tcPr>
+          <w:p>
+            <w:r>
+              <w:t>个人详情</w:t>
+            </w:r>
+          </w:p>
+        </w:tc>
+        <w:tc>
+          <w:tcPr>
+            <w:tcW w:type="dxa" w:w="2880"/>
+          </w:tcPr>
+          <w:p>
+            <w:r>
+              <w:t>功能页</w:t>
+            </w:r>
+          </w:p>
+        </w:tc>
+        <w:tc>
+          <w:tcPr>
+            <w:tcW w:type="dxa" w:w="2880"/>
+          </w:tcPr>
+          <w:p>
+            <w:r>
+              <w:t>从「我的」点头像进入，承载分数走势与各项细账</w:t>
+            </w:r>
+          </w:p>
+        </w:tc>
+      </w:tr>
+      <w:tr>
+        <w:tc>
+          <w:tcPr>
+            <w:tcW w:type="dxa" w:w="2880"/>
+          </w:tcPr>
+          <w:p>
+            <w:r>
+              <w:t>赛季管理</w:t>
+            </w:r>
+          </w:p>
+        </w:tc>
+        <w:tc>
+          <w:tcPr>
+            <w:tcW w:type="dxa" w:w="2880"/>
+          </w:tcPr>
+          <w:p>
+            <w:r>
+              <w:t>功能页</w:t>
+            </w:r>
+          </w:p>
+        </w:tc>
+        <w:tc>
+          <w:tcPr>
+            <w:tcW w:type="dxa" w:w="2880"/>
+          </w:tcPr>
+          <w:p>
+            <w:r>
+              <w:t>赛季编号与软重置（需 ADMIN）</w:t>
             </w:r>
           </w:p>
         </w:tc>
@@ -1701,6 +2213,52 @@
     <w:p>
       <w:r>
         <w:t>排行榜刻意过滤掉「从未在该池出场」的会员，并重新连续编号，避免起点分僵尸账号占位。</w:t>
+      </w:r>
+    </w:p>
+    <w:p>
+      <w:pPr>
+        <w:pStyle w:val="Heading2"/>
+      </w:pPr>
+      <w:r>
+        <w:t>3.8 赛事闭环（发布 / 报名 / 签到 / 名次）</w:t>
+      </w:r>
+    </w:p>
+    <w:p>
+      <w:pPr/>
+      <w:r>
+        <w:t>赛事把「打一场正式比赛」的全过程固定成一条流水线：管理员发布赛事（填等级、赛制、种子口径与数量）→ 会员在赛事页报名 / 取消 → 赛事当天签到 → 赛后录入名次并结束赛事。赛事状态只有「未开始 / 进行中 / 已结束」三态；报名记录一旦产生就不删除，取消了也留着（置为已取消），既便于审计，也靠同一条记录防重复报名。名次是赛事积分的唯一依据，所以「录入名次」提交即结束赛事，不留「有名次但未结束」的中间态。</w:t>
+      </w:r>
+    </w:p>
+    <w:p>
+      <w:pPr/>
+      <w:r>
+        <w:t>积分与名次分只认最终名次（决策 9）：一次赛事记一次账，不逐轮累加；双打赛事不计分。赛季积分榜放在赛事页，回答「谁投入」；等级分榜在排行榜页，回答「谁更强」——两把尺子分开展示，避免用户拿积分比实力。赛季方面，season 集合只保留一条当前记录，编号从 1 起递增（不会拿写缓存版本号顶替）；软重置需 ROLE.ADMIN，执行后同步刷新 startElo 快照。</w:t>
+      </w:r>
+    </w:p>
+    <w:p>
+      <w:pPr>
+        <w:pStyle w:val="Heading2"/>
+      </w:pPr>
+      <w:r>
+        <w:t>3.9 赛事自动抽签（单败淘汰）</w:t>
+      </w:r>
+    </w:p>
+    <w:p>
+      <w:pPr/>
+      <w:r>
+        <w:t>单打赛事支持一键抽签：先按选定口径排出种子（手工指定 / 按等级分 / 按赛季积分），再按标准种子顺序（1 对 N、2 对 N−1……）把选手落到签位上，种子数量取 2 / 4 / 8。签表大小按实际报名人数向上取到 2 的幂，空出的位置为轮空（bye）——轮空不生成比赛，直接让对手晋级。</w:t>
+      </w:r>
+    </w:p>
+    <w:p>
+      <w:pPr/>
+      <w:r>
+        <w:t>签位是确定的：eventMatchKey(eventId, round, stage, slot) 保证同一场次在多次读取时是同一个键；重抽只在「赛事开始前且没有任何已确认比赛」时允许。签表逐轮推进：上一轮比分确认后，胜者自动填入下一轮。季军赛有两种口径——并列季军（默认，不生成比赛）或打三四名（生成 bronze 轮）。赛事详情页按轮次渲染签表，并给出「未录分 / 待确认 / 已完成」的按钮口径。</w:t>
+      </w:r>
+    </w:p>
+    <w:p>
+      <w:pPr/>
+      <w:r>
+        <w:t>已知缺口：数据层已支持 SEED_MODE.MANUAL（draw.js 的 resolveSeeds 接受 manualOrder），但赛事详情页暂未提供手工排序入口，抽签时只传了随机种子值，手工口径目前只能在数据层使用。</w:t>
       </w:r>
     </w:p>
     <w:p>
@@ -1921,7 +2479,7 @@
           </w:tcPr>
           <w:p>
             <w:r>
-              <w:t>elo.applySeasonalReset</w:t>
+              <w:t>elo.applySeasonalReset；services/season.js</w:t>
             </w:r>
           </w:p>
         </w:tc>
@@ -1975,7 +2533,7 @@
           </w:tcPr>
           <w:p>
             <w:r>
-              <w:t>胜 3 / 负 1 / 赛事 2 / 连胜最高 3</w:t>
+              <w:t>赛事参与 2 分；名次分 20 / 14 / 10 / 7 / 4 × 等级倍数</w:t>
             </w:r>
           </w:p>
         </w:tc>
@@ -2018,6 +2576,134 @@
           <w:p>
             <w:r>
               <w:t>utils/match-format.js</w:t>
+            </w:r>
+          </w:p>
+        </w:tc>
+      </w:tr>
+      <w:tr>
+        <w:tc>
+          <w:tcPr>
+            <w:tcW w:type="dxa" w:w="2880"/>
+          </w:tcPr>
+          <w:p>
+            <w:r>
+              <w:t>赛事等级倍数</w:t>
+            </w:r>
+          </w:p>
+        </w:tc>
+        <w:tc>
+          <w:tcPr>
+            <w:tcW w:type="dxa" w:w="2880"/>
+          </w:tcPr>
+          <w:p>
+            <w:r>
+              <w:t>一级 ×4 / 二级 ×2 / 三级 ×1</w:t>
+            </w:r>
+          </w:p>
+        </w:tc>
+        <w:tc>
+          <w:tcPr>
+            <w:tcW w:type="dxa" w:w="2880"/>
+          </w:tcPr>
+          <w:p>
+            <w:r>
+              <w:t>utils/constants.js EVENT_LEVEL_MULTIPLIER</w:t>
+            </w:r>
+          </w:p>
+        </w:tc>
+      </w:tr>
+      <w:tr>
+        <w:tc>
+          <w:tcPr>
+            <w:tcW w:type="dxa" w:w="2880"/>
+          </w:tcPr>
+          <w:p>
+            <w:r>
+              <w:t>赛事等级分 K</w:t>
+            </w:r>
+          </w:p>
+        </w:tc>
+        <w:tc>
+          <w:tcPr>
+            <w:tcW w:type="dxa" w:w="2880"/>
+          </w:tcPr>
+          <w:p>
+            <w:r>
+              <w:t>一级 48 / 二级 36 / 三级 24（不区分定级期与高分段）</w:t>
+            </w:r>
+          </w:p>
+        </w:tc>
+        <w:tc>
+          <w:tcPr>
+            <w:tcW w:type="dxa" w:w="2880"/>
+          </w:tcPr>
+          <w:p>
+            <w:r>
+              <w:t>utils/elo.js DEFAULT_CONFIG.eventK</w:t>
+            </w:r>
+          </w:p>
+        </w:tc>
+      </w:tr>
+      <w:tr>
+        <w:tc>
+          <w:tcPr>
+            <w:tcW w:type="dxa" w:w="2880"/>
+          </w:tcPr>
+          <w:p>
+            <w:r>
+              <w:t>抽签种子</w:t>
+            </w:r>
+          </w:p>
+        </w:tc>
+        <w:tc>
+          <w:tcPr>
+            <w:tcW w:type="dxa" w:w="2880"/>
+          </w:tcPr>
+          <w:p>
+            <w:r>
+              <w:t>手工 / 按等级分 / 按赛季积分；数量 2 / 4 / 8</w:t>
+            </w:r>
+          </w:p>
+        </w:tc>
+        <w:tc>
+          <w:tcPr>
+            <w:tcW w:type="dxa" w:w="2880"/>
+          </w:tcPr>
+          <w:p>
+            <w:r>
+              <w:t>utils/bracket.js、services/draw.js</w:t>
+            </w:r>
+          </w:p>
+        </w:tc>
+      </w:tr>
+      <w:tr>
+        <w:tc>
+          <w:tcPr>
+            <w:tcW w:type="dxa" w:w="2880"/>
+          </w:tcPr>
+          <w:p>
+            <w:r>
+              <w:t>季军口径</w:t>
+            </w:r>
+          </w:p>
+        </w:tc>
+        <w:tc>
+          <w:tcPr>
+            <w:tcW w:type="dxa" w:w="2880"/>
+          </w:tcPr>
+          <w:p>
+            <w:r>
+              <w:t>并列季军（默认）/ 打三四名</w:t>
+            </w:r>
+          </w:p>
+        </w:tc>
+        <w:tc>
+          <w:tcPr>
+            <w:tcW w:type="dxa" w:w="2880"/>
+          </w:tcPr>
+          <w:p>
+            <w:r>
+              <w:t>utils/constants.js EVENT_BRONZE_MODE</w:t>
             </w:r>
           </w:p>
         </w:tc>
@@ -2034,7 +2720,7 @@
     </w:p>
     <w:p>
       <w:r>
-        <w:t>全部算法与数据层逻辑都有 Node 单元测试覆盖，共 738 条用例、87 个套件，npm test 秒级跑完。测试分两层：</w:t>
+        <w:t>全部算法与数据层逻辑都有 Node 单元测试覆盖，共 1258 条用例、136 个套件，npm test 秒级跑完。测试分两层：</w:t>
       </w:r>
     </w:p>
     <w:p>
@@ -2042,7 +2728,7 @@
         <w:pStyle w:val="ListBullet"/>
       </w:pPr>
       <w:r>
-        <w:t>单元测试（24 个测试文件）：ELO、回放、榜单、积分、统计、赛制校验、格式化、各视图模型、数据源门面。</w:t>
+        <w:t>单元测试（43 个测试文件）：ELO、回放、榜单、积分、统计、赛制校验、赛事与抽签（签表推进、种子确定、轮空处理）、赛季、公告、格式化、各视图模型、数据源门面。</w:t>
       </w:r>
     </w:p>
     <w:p>
@@ -2050,7 +2736,7 @@
         <w:pStyle w:val="ListBullet"/>
       </w:pPr>
       <w:r>
-        <w:t>页面装配自检（tests/page.test.js，约 90 条）：在 Node 里伪造最小 wx 环境，真实执行 8 个页面的 onLoad / onShow / 交互 / 提交，验证登录态、权限、确认后计分与撤销回滚等关键链路。</w:t>
+        <w:t>页面装配自检（tests/page.test.js，约 160 条）：在 Node 里伪造最小 wx 环境，真实执行 18 个页面的 onLoad / onShow / 交互 / 提交，验证登录态、权限、确认后计分与撤销回滚等关键链路。</w:t>
       </w:r>
     </w:p>
     <w:p>
@@ -3341,7 +4027,7 @@
           </w:tcPr>
           <w:p>
             <w:r>
-              <w:t>P1</w:t>
+              <w:t>P1（已完成）</w:t>
             </w:r>
           </w:p>
         </w:tc>
@@ -3373,7 +4059,7 @@
           </w:tcPr>
           <w:p>
             <w:r>
-              <w:t>P1</w:t>
+              <w:t>P1（部分完成）</w:t>
             </w:r>
           </w:p>
         </w:tc>
@@ -3393,7 +4079,7 @@
           </w:tcPr>
           <w:p>
             <w:r>
-              <w:t>积分榜与周 / 月 / 赛季榜（常量 RANK_PERIOD、RANK_SORT_BY 已定义）</w:t>
+              <w:t>赛事积分榜已上线（赛事页）；周 / 月 / 赛季榜（常量 RANK_PERIOD、RANK_SORT_BY 已定义）尚未做</w:t>
             </w:r>
           </w:p>
         </w:tc>
@@ -3405,7 +4091,7 @@
           </w:tcPr>
           <w:p>
             <w:r>
-              <w:t>P1</w:t>
+              <w:t>P1（已完成）</w:t>
             </w:r>
           </w:p>
         </w:tc>
@@ -3425,7 +4111,7 @@
           </w:tcPr>
           <w:p>
             <w:r>
-              <w:t>软重置触发入口，并同步重置 startElo 快照</w:t>
+              <w:t>软重置入口已完成（pages/season-manage，需 ADMIN），重置时同步刷新 startElo 快照</w:t>
             </w:r>
           </w:p>
         </w:tc>
@@ -3533,7 +4219,7 @@
           </w:tcPr>
           <w:p>
             <w:r>
-              <w:t>工程</w:t>
+              <w:t>工程（已完成）</w:t>
             </w:r>
           </w:p>
         </w:tc>
@@ -3553,7 +4239,7 @@
           </w:tcPr>
           <w:p>
             <w:r>
-              <w:t>当前目录不是 git 仓库，删档不可恢复</w:t>
+              <w:t>已是 git 仓库（分支 master），历史提交完整可回溯</w:t>
             </w:r>
           </w:p>
         </w:tc>
@@ -3565,7 +4251,7 @@
           </w:tcPr>
           <w:p>
             <w:r>
-              <w:t>工程</w:t>
+              <w:t>工程（进行中）</w:t>
             </w:r>
           </w:p>
         </w:tc>
@@ -3585,7 +4271,39 @@
           </w:tcPr>
           <w:p>
             <w:r>
-              <w:t>本文档、交接说明、策划书的参数口径需与代码保持一致</w:t>
+              <w:t>本文档与交接说明、策划书已随 P1 / P2 同步更新</w:t>
+            </w:r>
+          </w:p>
+        </w:tc>
+      </w:tr>
+      <w:tr>
+        <w:tc>
+          <w:tcPr>
+            <w:tcW w:type="dxa" w:w="2880"/>
+          </w:tcPr>
+          <w:p>
+            <w:r>
+              <w:t>P2</w:t>
+            </w:r>
+          </w:p>
+        </w:tc>
+        <w:tc>
+          <w:tcPr>
+            <w:tcW w:type="dxa" w:w="2880"/>
+          </w:tcPr>
+          <w:p>
+            <w:r>
+              <w:t>抽签手工种子入口</w:t>
+            </w:r>
+          </w:p>
+        </w:tc>
+        <w:tc>
+          <w:tcPr>
+            <w:tcW w:type="dxa" w:w="2880"/>
+          </w:tcPr>
+          <w:p>
+            <w:r>
+              <w:t>数据层已支持 SEED_MODE.MANUAL 的 manualOrder，赛事详情页暂未提供手工排序入口</w:t>
             </w:r>
           </w:p>
         </w:tc>
@@ -3651,6 +4369,227 @@
         <w:t>2）显示相对量：既然 ELO 只能提供相对信息，界面就不必硬拗绝对分数。可以按池内百分位切段位（前 5% 金牌、前 20% 银牌……），或者显示「超过了 X% 的会员」。在俱乐部场景下，段位比裸分更好沟通。个人主页已展示百分位；段位 / 徽章尚未实现，是后续规划项。</w:t>
       </w:r>
     </w:p>
+    <w:p>
+      <w:pPr>
+        <w:pStyle w:val="Heading1"/>
+      </w:pPr>
+      <w:r>
+        <w:t>十、近期提交（P1 / P2）</w:t>
+      </w:r>
+    </w:p>
+    <w:tbl>
+      <w:tblPr>
+        <w:tblStyle w:val="TableGrid"/>
+        <w:tblW w:type="auto" w:w="0"/>
+        <w:tblLook w:firstColumn="1" w:firstRow="1" w:lastColumn="0" w:lastRow="0" w:noHBand="0" w:noVBand="1" w:val="04A0"/>
+      </w:tblPr>
+      <w:tblGrid>
+        <w:gridCol w:w="2880"/>
+        <w:gridCol w:w="2880"/>
+        <w:gridCol w:w="2880"/>
+      </w:tblGrid>
+      <w:tr>
+        <w:tc>
+          <w:tcPr>
+            <w:tcW w:type="dxa" w:w="2880"/>
+          </w:tcPr>
+          <w:p>
+            <w:r>
+              <w:rPr>
+                <w:b/>
+              </w:rPr>
+              <w:t>提交</w:t>
+            </w:r>
+          </w:p>
+        </w:tc>
+        <w:tc>
+          <w:tcPr>
+            <w:tcW w:type="dxa" w:w="2880"/>
+          </w:tcPr>
+          <w:p>
+            <w:r>
+              <w:rPr>
+                <w:b/>
+              </w:rPr>
+              <w:t>内容</w:t>
+            </w:r>
+          </w:p>
+        </w:tc>
+        <w:tc>
+          <w:tcPr>
+            <w:tcW w:type="dxa" w:w="2880"/>
+          </w:tcPr>
+          <w:p>
+            <w:r>
+              <w:rPr>
+                <w:b/>
+              </w:rPr>
+              <w:t>归属</w:t>
+            </w:r>
+          </w:p>
+        </w:tc>
+      </w:tr>
+      <w:tr>
+        <w:tc>
+          <w:tcPr>
+            <w:tcW w:type="dxa" w:w="2880"/>
+          </w:tcPr>
+          <w:p>
+            <w:r>
+              <w:t>13d634b</w:t>
+            </w:r>
+          </w:p>
+        </w:tc>
+        <w:tc>
+          <w:tcPr>
+            <w:tcW w:type="dxa" w:w="2880"/>
+          </w:tcPr>
+          <w:p>
+            <w:r>
+              <w:t>赛事自动抽签（单败淘汰、种子排位、逐轮推进与签表）</w:t>
+            </w:r>
+          </w:p>
+        </w:tc>
+        <w:tc>
+          <w:tcPr>
+            <w:tcW w:type="dxa" w:w="2880"/>
+          </w:tcPr>
+          <w:p>
+            <w:r>
+              <w:t>P2</w:t>
+            </w:r>
+          </w:p>
+        </w:tc>
+      </w:tr>
+      <w:tr>
+        <w:tc>
+          <w:tcPr>
+            <w:tcW w:type="dxa" w:w="2880"/>
+          </w:tcPr>
+          <w:p>
+            <w:r>
+              <w:t>039e7f8</w:t>
+            </w:r>
+          </w:p>
+        </w:tc>
+        <w:tc>
+          <w:tcPr>
+            <w:tcW w:type="dxa" w:w="2880"/>
+          </w:tcPr>
+          <w:p>
+            <w:r>
+              <w:t>赛季编号不再拿写缓存版本号顶替，未开始新赛季前恒为第一赛季</w:t>
+            </w:r>
+          </w:p>
+        </w:tc>
+        <w:tc>
+          <w:tcPr>
+            <w:tcW w:type="dxa" w:w="2880"/>
+          </w:tcPr>
+          <w:p>
+            <w:r>
+              <w:t>修复</w:t>
+            </w:r>
+          </w:p>
+        </w:tc>
+      </w:tr>
+      <w:tr>
+        <w:tc>
+          <w:tcPr>
+            <w:tcW w:type="dxa" w:w="2880"/>
+          </w:tcPr>
+          <w:p>
+            <w:r>
+              <w:t>4ad3d12</w:t>
+            </w:r>
+          </w:p>
+        </w:tc>
+        <w:tc>
+          <w:tcPr>
+            <w:tcW w:type="dxa" w:w="2880"/>
+          </w:tcPr>
+          <w:p>
+            <w:r>
+              <w:t>赛事闭环（发布 / 报名 / 签到 / 名次录入）与赛事计分</w:t>
+            </w:r>
+          </w:p>
+        </w:tc>
+        <w:tc>
+          <w:tcPr>
+            <w:tcW w:type="dxa" w:w="2880"/>
+          </w:tcPr>
+          <w:p>
+            <w:r>
+              <w:t>P1</w:t>
+            </w:r>
+          </w:p>
+        </w:tc>
+      </w:tr>
+      <w:tr>
+        <w:tc>
+          <w:tcPr>
+            <w:tcW w:type="dxa" w:w="2880"/>
+          </w:tcPr>
+          <w:p>
+            <w:r>
+              <w:t>7edd6f8</w:t>
+            </w:r>
+          </w:p>
+        </w:tc>
+        <w:tc>
+          <w:tcPr>
+            <w:tcW w:type="dxa" w:w="2880"/>
+          </w:tcPr>
+          <w:p>
+            <w:r>
+              <w:t>赛季管理、赛事积分榜与资料编辑页</w:t>
+            </w:r>
+          </w:p>
+        </w:tc>
+        <w:tc>
+          <w:tcPr>
+            <w:tcW w:type="dxa" w:w="2880"/>
+          </w:tcPr>
+          <w:p>
+            <w:r>
+              <w:t>P1</w:t>
+            </w:r>
+          </w:p>
+        </w:tc>
+      </w:tr>
+      <w:tr>
+        <w:tc>
+          <w:tcPr>
+            <w:tcW w:type="dxa" w:w="2880"/>
+          </w:tcPr>
+          <w:p>
+            <w:r>
+              <w:t>4100b8c</w:t>
+            </w:r>
+          </w:p>
+        </w:tc>
+        <w:tc>
+          <w:tcPr>
+            <w:tcW w:type="dxa" w:w="2880"/>
+          </w:tcPr>
+          <w:p>
+            <w:r>
+              <w:t>「我的」页补取数据加载态，不再先闪一句「没有找到这位会员」</w:t>
+            </w:r>
+          </w:p>
+        </w:tc>
+        <w:tc>
+          <w:tcPr>
+            <w:tcW w:type="dxa" w:w="2880"/>
+          </w:tcPr>
+          <w:p>
+            <w:r>
+              <w:t>修复</w:t>
+            </w:r>
+          </w:p>
+        </w:tc>
+      </w:tr>
+    </w:tbl>
     <w:sectPr>
       <w:pgSz w:w="12240" w:h="15840"/>
       <w:pgMar w:top="1440" w:right="1800" w:bottom="1440" w:left="1800" w:header="720" w:footer="720" w:gutter="0"/>

--- a/中央民族大学匹克球俱乐部小程序开发进展汇总.docx
+++ b/中央民族大学匹克球俱乐部小程序开发进展汇总.docx
@@ -15,7 +15,7 @@
         <w:jc w:val="center"/>
       </w:pPr>
       <w:r>
-        <w:t>开发进展汇总    2026 年 9 月 11 日</w:t>
+        <w:t>开发进展汇总    2026 年 9 月 12 日</w:t>
       </w:r>
     </w:p>
     <w:p>
@@ -28,7 +28,7 @@
     </w:p>
     <w:p>
       <w:r>
-        <w:t>本项目是面向中央民族大学匹克球俱乐部成员的微信小程序，核心目标有四件事：会员注册登录、比赛成绩记录、赛事组织（发布 / 报名 / 签到 / 抽签 / 名次）与等级分（Rank）自动计算。技术上采用微信小程序原生开发，不引入第三方 UI 库；后端计划使用微信云开发，本地则以「模拟数据 + 一行切换」的方式独立运行，保证在云环境就绪之前界面与算法都能完整跑通。</w:t>
+        <w:t>本项目是面向中央民族大学匹克球俱乐部成员的微信小程序，核心目标有五件事：会员注册登录、比赛成绩记录、赛事组织（发布 / 报名 / 签到 / 抽签 / 名次）、学院团体赛与等级分（Rank）自动计算。技术上采用微信小程序原生开发，不引入第三方 UI 库；后端计划使用微信云开发，本地则以「模拟数据 + 一行切换」的方式独立运行，保证在云环境就绪之前界面与算法都能完整跑通。</w:t>
       </w:r>
     </w:p>
     <w:p>
@@ -108,7 +108,7 @@
           </w:tcPr>
           <w:p>
             <w:r>
-              <w:t>21,759 行</w:t>
+              <w:t>32,008 行</w:t>
             </w:r>
           </w:p>
         </w:tc>
@@ -140,17 +140,17 @@
           </w:tcPr>
           <w:p>
             <w:r>
-              <w:t>16,740 行</w:t>
-            </w:r>
-          </w:p>
-        </w:tc>
-        <w:tc>
-          <w:tcPr>
-            <w:tcW w:type="dxa" w:w="2880"/>
-          </w:tcPr>
-          <w:p>
-            <w:r>
-              <w:t>tests/ 目录，共 43 个测试文件</w:t>
+              <w:t>24,596 行</w:t>
+            </w:r>
+          </w:p>
+        </w:tc>
+        <w:tc>
+          <w:tcPr>
+            <w:tcW w:type="dxa" w:w="2880"/>
+          </w:tcPr>
+          <w:p>
+            <w:r>
+              <w:t>tests/ 目录，共 55 个测试文件</w:t>
             </w:r>
           </w:p>
         </w:tc>
@@ -172,7 +172,7 @@
           </w:tcPr>
           <w:p>
             <w:r>
-              <w:t>1258 条 / 136 个套件</w:t>
+              <w:t>1635 条 / 153 个套件</w:t>
             </w:r>
           </w:p>
         </w:tc>
@@ -204,17 +204,17 @@
           </w:tcPr>
           <w:p>
             <w:r>
-              <w:t>18 个</w:t>
-            </w:r>
-          </w:p>
-        </w:tc>
-        <w:tc>
-          <w:tcPr>
-            <w:tcW w:type="dxa" w:w="2880"/>
-          </w:tcPr>
-          <w:p>
-            <w:r>
-              <w:t>5 个 tabBar 页 + 13 个功能页，全部接入数据源门面</w:t>
+              <w:t>24 个</w:t>
+            </w:r>
+          </w:p>
+        </w:tc>
+        <w:tc>
+          <w:tcPr>
+            <w:tcW w:type="dxa" w:w="2880"/>
+          </w:tcPr>
+          <w:p>
+            <w:r>
+              <w:t>5 个 tabBar 页 + 19 个功能页，全部接入数据源门面</w:t>
             </w:r>
           </w:p>
         </w:tc>
@@ -364,7 +364,7 @@
           </w:tcPr>
           <w:p>
             <w:r>
-              <w:t>40 个（22 读 + 18 写）</w:t>
+              <w:t>56 个（27 读 + 29 写）</w:t>
             </w:r>
           </w:p>
         </w:tc>
@@ -375,6 +375,38 @@
           <w:p>
             <w:r>
               <w:t>mock 与 cloud 一一对应，tests/datasource.test.js 强制校验</w:t>
+            </w:r>
+          </w:p>
+        </w:tc>
+      </w:tr>
+      <w:tr>
+        <w:tc>
+          <w:tcPr>
+            <w:tcW w:type="dxa" w:w="2880"/>
+          </w:tcPr>
+          <w:p>
+            <w:r>
+              <w:t>数据集合</w:t>
+            </w:r>
+          </w:p>
+        </w:tc>
+        <w:tc>
+          <w:tcPr>
+            <w:tcW w:type="dxa" w:w="2880"/>
+          </w:tcPr>
+          <w:p>
+            <w:r>
+              <w:t>11 个</w:t>
+            </w:r>
+          </w:p>
+        </w:tc>
+        <w:tc>
+          <w:tcPr>
+            <w:tcW w:type="dxa" w:w="2880"/>
+          </w:tcPr>
+          <w:p>
+            <w:r>
+              <w:t>个人赛 7（users / matches / events / event_signups / announcements / seasons / audit_logs）+ 学院赛 4（college_events / college_entries / ties / lineups）</w:t>
             </w:r>
           </w:p>
         </w:tc>
@@ -669,7 +701,7 @@
           </w:tcPr>
           <w:p>
             <w:r>
-              <w:t>482</w:t>
+              <w:t>442</w:t>
             </w:r>
           </w:p>
         </w:tc>
@@ -701,7 +733,7 @@
           </w:tcPr>
           <w:p>
             <w:r>
-              <w:t>245</w:t>
+              <w:t>246</w:t>
             </w:r>
           </w:p>
         </w:tc>
@@ -733,7 +765,7 @@
           </w:tcPr>
           <w:p>
             <w:r>
-              <w:t>376</w:t>
+              <w:t>385</w:t>
             </w:r>
           </w:p>
         </w:tc>
@@ -765,7 +797,7 @@
           </w:tcPr>
           <w:p>
             <w:r>
-              <w:t>106</w:t>
+              <w:t>107</w:t>
             </w:r>
           </w:p>
         </w:tc>
@@ -797,7 +829,7 @@
           </w:tcPr>
           <w:p>
             <w:r>
-              <w:t>413</w:t>
+              <w:t>414</w:t>
             </w:r>
           </w:p>
         </w:tc>
@@ -829,7 +861,7 @@
           </w:tcPr>
           <w:p>
             <w:r>
-              <w:t>235</w:t>
+              <w:t>236</w:t>
             </w:r>
           </w:p>
         </w:tc>
@@ -861,7 +893,7 @@
           </w:tcPr>
           <w:p>
             <w:r>
-              <w:t>324</w:t>
+              <w:t>326</w:t>
             </w:r>
           </w:p>
         </w:tc>
@@ -893,17 +925,17 @@
           </w:tcPr>
           <w:p>
             <w:r>
-              <w:t>770</w:t>
-            </w:r>
-          </w:p>
-        </w:tc>
-        <w:tc>
-          <w:tcPr>
-            <w:tcW w:type="dxa" w:w="2880"/>
-          </w:tcPr>
-          <w:p>
-            <w:r>
-              <w:t>文案格式化、可复现随机数、全局常量</w:t>
+              <w:t>1,237</w:t>
+            </w:r>
+          </w:p>
+        </w:tc>
+        <w:tc>
+          <w:tcPr>
+            <w:tcW w:type="dxa" w:w="2880"/>
+          </w:tcPr>
+          <w:p>
+            <w:r>
+              <w:t>文案格式化、可复现随机数、全局常量（含 26 所学院与学院赛枚举）</w:t>
             </w:r>
           </w:p>
         </w:tc>
@@ -915,27 +947,27 @@
           </w:tcPr>
           <w:p>
             <w:r>
-              <w:t>services/seed.js</w:t>
-            </w:r>
-          </w:p>
-        </w:tc>
-        <w:tc>
-          <w:tcPr>
-            <w:tcW w:type="dxa" w:w="2880"/>
-          </w:tcPr>
-          <w:p>
-            <w:r>
-              <w:t>704</w:t>
-            </w:r>
-          </w:p>
-        </w:tc>
-        <w:tc>
-          <w:tcPr>
-            <w:tcW w:type="dxa" w:w="2880"/>
-          </w:tcPr>
-          <w:p>
-            <w:r>
-              <w:t>模拟数据生成器：隐藏实力 → 模拟胜负 → 生成流水</w:t>
+              <w:t>utils/standings.js</w:t>
+            </w:r>
+          </w:p>
+        </w:tc>
+        <w:tc>
+          <w:tcPr>
+            <w:tcW w:type="dxa" w:w="2880"/>
+          </w:tcPr>
+          <w:p>
+            <w:r>
+              <w:t>281</w:t>
+            </w:r>
+          </w:p>
+        </w:tc>
+        <w:tc>
+          <w:tcPr>
+            <w:tcW w:type="dxa" w:w="2880"/>
+          </w:tcPr>
+          <w:p>
+            <w:r>
+              <w:t>小组积分表：胜场、净胜、小组排名（学院赛 / 小组赛共用）</w:t>
             </w:r>
           </w:p>
         </w:tc>
@@ -947,27 +979,27 @@
           </w:tcPr>
           <w:p>
             <w:r>
-              <w:t>services/replay.js</w:t>
-            </w:r>
-          </w:p>
-        </w:tc>
-        <w:tc>
-          <w:tcPr>
-            <w:tcW w:type="dxa" w:w="2880"/>
-          </w:tcPr>
-          <w:p>
-            <w:r>
-              <w:t>654</w:t>
-            </w:r>
-          </w:p>
-        </w:tc>
-        <w:tc>
-          <w:tcPr>
-            <w:tcW w:type="dxa" w:w="2880"/>
-          </w:tcPr>
-          <w:p>
-            <w:r>
-              <w:t>回放引擎：按时间重放全部比赛，两遍回放实现新人定级</w:t>
+              <w:t>services/seed.js</w:t>
+            </w:r>
+          </w:p>
+        </w:tc>
+        <w:tc>
+          <w:tcPr>
+            <w:tcW w:type="dxa" w:w="2880"/>
+          </w:tcPr>
+          <w:p>
+            <w:r>
+              <w:t>885</w:t>
+            </w:r>
+          </w:p>
+        </w:tc>
+        <w:tc>
+          <w:tcPr>
+            <w:tcW w:type="dxa" w:w="2880"/>
+          </w:tcPr>
+          <w:p>
+            <w:r>
+              <w:t>模拟数据生成器：隐藏实力 → 模拟胜负 → 生成流水</w:t>
             </w:r>
           </w:p>
         </w:tc>
@@ -979,27 +1011,27 @@
           </w:tcPr>
           <w:p>
             <w:r>
-              <w:t>services/mock.js / cloud.js / index.js</w:t>
-            </w:r>
-          </w:p>
-        </w:tc>
-        <w:tc>
-          <w:tcPr>
-            <w:tcW w:type="dxa" w:w="2880"/>
-          </w:tcPr>
-          <w:p>
-            <w:r>
-              <w:t>1,669</w:t>
-            </w:r>
-          </w:p>
-        </w:tc>
-        <w:tc>
-          <w:tcPr>
-            <w:tcW w:type="dxa" w:w="2880"/>
-          </w:tcPr>
-          <w:p>
-            <w:r>
-              <w:t>数据源双实现，改一行常量即可切换</w:t>
+              <w:t>services/replay.js</w:t>
+            </w:r>
+          </w:p>
+        </w:tc>
+        <w:tc>
+          <w:tcPr>
+            <w:tcW w:type="dxa" w:w="2880"/>
+          </w:tcPr>
+          <w:p>
+            <w:r>
+              <w:t>701</w:t>
+            </w:r>
+          </w:p>
+        </w:tc>
+        <w:tc>
+          <w:tcPr>
+            <w:tcW w:type="dxa" w:w="2880"/>
+          </w:tcPr>
+          <w:p>
+            <w:r>
+              <w:t>回放引擎：按时间重放全部比赛，两遍回放实现新人定级；弃权与学院赛分流</w:t>
             </w:r>
           </w:p>
         </w:tc>
@@ -1011,27 +1043,27 @@
           </w:tcPr>
           <w:p>
             <w:r>
-              <w:t>services/auth.js / user-store.js</w:t>
-            </w:r>
-          </w:p>
-        </w:tc>
-        <w:tc>
-          <w:tcPr>
-            <w:tcW w:type="dxa" w:w="2880"/>
-          </w:tcPr>
-          <w:p>
-            <w:r>
-              <w:t>485</w:t>
-            </w:r>
-          </w:p>
-        </w:tc>
-        <w:tc>
-          <w:tcPr>
-            <w:tcW w:type="dxa" w:w="2880"/>
-          </w:tcPr>
-          <w:p>
-            <w:r>
-              <w:t>登录注册、实名校验、账号台账与审核状态流转</w:t>
+              <w:t>services/mock.js / cloud.js / index.js</w:t>
+            </w:r>
+          </w:p>
+        </w:tc>
+        <w:tc>
+          <w:tcPr>
+            <w:tcW w:type="dxa" w:w="2880"/>
+          </w:tcPr>
+          <w:p>
+            <w:r>
+              <w:t>2,335</w:t>
+            </w:r>
+          </w:p>
+        </w:tc>
+        <w:tc>
+          <w:tcPr>
+            <w:tcW w:type="dxa" w:w="2880"/>
+          </w:tcPr>
+          <w:p>
+            <w:r>
+              <w:t>数据源双实现，改一行常量即可切换</w:t>
             </w:r>
           </w:p>
         </w:tc>
@@ -1043,27 +1075,27 @@
           </w:tcPr>
           <w:p>
             <w:r>
-              <w:t>services/match-record.js / match-store.js</w:t>
-            </w:r>
-          </w:p>
-        </w:tc>
-        <w:tc>
-          <w:tcPr>
-            <w:tcW w:type="dxa" w:w="2880"/>
-          </w:tcPr>
-          <w:p>
-            <w:r>
-              <w:t>577</w:t>
-            </w:r>
-          </w:p>
-        </w:tc>
-        <w:tc>
-          <w:tcPr>
-            <w:tcW w:type="dxa" w:w="2880"/>
-          </w:tcPr>
-          <w:p>
-            <w:r>
-              <w:t>比赛立场判断、确认 / 驳回 / 撤销、记录组装</w:t>
+              <w:t>services/auth.js / user-store.js</w:t>
+            </w:r>
+          </w:p>
+        </w:tc>
+        <w:tc>
+          <w:tcPr>
+            <w:tcW w:type="dxa" w:w="2880"/>
+          </w:tcPr>
+          <w:p>
+            <w:r>
+              <w:t>479</w:t>
+            </w:r>
+          </w:p>
+        </w:tc>
+        <w:tc>
+          <w:tcPr>
+            <w:tcW w:type="dxa" w:w="2880"/>
+          </w:tcPr>
+          <w:p>
+            <w:r>
+              <w:t>登录注册、实名校验、账号台账与审核状态流转</w:t>
             </w:r>
           </w:p>
         </w:tc>
@@ -1075,27 +1107,27 @@
           </w:tcPr>
           <w:p>
             <w:r>
-              <w:t>services/member-review.js</w:t>
-            </w:r>
-          </w:p>
-        </w:tc>
-        <w:tc>
-          <w:tcPr>
-            <w:tcW w:type="dxa" w:w="2880"/>
-          </w:tcPr>
-          <w:p>
-            <w:r>
-              <w:t>199</w:t>
-            </w:r>
-          </w:p>
-        </w:tc>
-        <w:tc>
-          <w:tcPr>
-            <w:tcW w:type="dxa" w:w="2880"/>
-          </w:tcPr>
-          <w:p>
-            <w:r>
-              <w:t>会员审核权限、防自审、驳回校验</w:t>
+              <w:t>services/match-record.js / match-store.js</w:t>
+            </w:r>
+          </w:p>
+        </w:tc>
+        <w:tc>
+          <w:tcPr>
+            <w:tcW w:type="dxa" w:w="2880"/>
+          </w:tcPr>
+          <w:p>
+            <w:r>
+              <w:t>732</w:t>
+            </w:r>
+          </w:p>
+        </w:tc>
+        <w:tc>
+          <w:tcPr>
+            <w:tcW w:type="dxa" w:w="2880"/>
+          </w:tcPr>
+          <w:p>
+            <w:r>
+              <w:t>比赛立场判断、确认 / 驳回 / 撤销、记录组装、弃权判定</w:t>
             </w:r>
           </w:p>
         </w:tc>
@@ -1107,27 +1139,27 @@
           </w:tcPr>
           <w:p>
             <w:r>
-              <w:t>services/home-view.js 等 9 个视图模型</w:t>
-            </w:r>
-          </w:p>
-        </w:tc>
-        <w:tc>
-          <w:tcPr>
-            <w:tcW w:type="dxa" w:w="2880"/>
-          </w:tcPr>
-          <w:p>
-            <w:r>
-              <w:t>2,412</w:t>
-            </w:r>
-          </w:p>
-        </w:tc>
-        <w:tc>
-          <w:tcPr>
-            <w:tcW w:type="dxa" w:w="2880"/>
-          </w:tcPr>
-          <w:p>
-            <w:r>
-              <w:t>首页 / 榜单 / 比赛 / 录入 / 个人 / 审核 / 赛事 / 赛季 / 公告的数据组装</w:t>
+              <w:t>services/permission.js / role-store.js</w:t>
+            </w:r>
+          </w:p>
+        </w:tc>
+        <w:tc>
+          <w:tcPr>
+            <w:tcW w:type="dxa" w:w="2880"/>
+          </w:tcPr>
+          <w:p>
+            <w:r>
+              <w:t>146</w:t>
+            </w:r>
+          </w:p>
+        </w:tc>
+        <w:tc>
+          <w:tcPr>
+            <w:tcW w:type="dxa" w:w="2880"/>
+          </w:tcPr>
+          <w:p>
+            <w:r>
+              <w:t>权限原语：账号有效性、本学院范围（managesCollege）与干事任免</w:t>
             </w:r>
           </w:p>
         </w:tc>
@@ -1139,27 +1171,27 @@
           </w:tcPr>
           <w:p>
             <w:r>
-              <w:t>templates/member-view.*</w:t>
-            </w:r>
-          </w:p>
-        </w:tc>
-        <w:tc>
-          <w:tcPr>
-            <w:tcW w:type="dxa" w:w="2880"/>
-          </w:tcPr>
-          <w:p>
-            <w:r>
-              <w:t>—</w:t>
-            </w:r>
-          </w:p>
-        </w:tc>
-        <w:tc>
-          <w:tcPr>
-            <w:tcW w:type="dxa" w:w="2880"/>
-          </w:tcPr>
-          <w:p>
-            <w:r>
-              <w:t>「我的」与「他人主页」共用的界面模板，避免两处漂移</w:t>
+              <w:t>services/member-review.js</w:t>
+            </w:r>
+          </w:p>
+        </w:tc>
+        <w:tc>
+          <w:tcPr>
+            <w:tcW w:type="dxa" w:w="2880"/>
+          </w:tcPr>
+          <w:p>
+            <w:r>
+              <w:t>315</w:t>
+            </w:r>
+          </w:p>
+        </w:tc>
+        <w:tc>
+          <w:tcPr>
+            <w:tcW w:type="dxa" w:w="2880"/>
+          </w:tcPr>
+          <w:p>
+            <w:r>
+              <w:t>会员审核权限、防自审、驳回校验</w:t>
             </w:r>
           </w:p>
         </w:tc>
@@ -1171,27 +1203,27 @@
           </w:tcPr>
           <w:p>
             <w:r>
-              <w:t>utils/bracket.js</w:t>
-            </w:r>
-          </w:p>
-        </w:tc>
-        <w:tc>
-          <w:tcPr>
-            <w:tcW w:type="dxa" w:w="2880"/>
-          </w:tcPr>
-          <w:p>
-            <w:r>
-              <w:t>170</w:t>
-            </w:r>
-          </w:p>
-        </w:tc>
-        <w:tc>
-          <w:tcPr>
-            <w:tcW w:type="dxa" w:w="2880"/>
-          </w:tcPr>
-          <w:p>
-            <w:r>
-              <w:t>单败淘汰签表：标准种子顺序、轮次配对、轮空（bye）处理</w:t>
+              <w:t>services/home-view.js 等 9 个视图模型</w:t>
+            </w:r>
+          </w:p>
+        </w:tc>
+        <w:tc>
+          <w:tcPr>
+            <w:tcW w:type="dxa" w:w="2880"/>
+          </w:tcPr>
+          <w:p>
+            <w:r>
+              <w:t>3,287</w:t>
+            </w:r>
+          </w:p>
+        </w:tc>
+        <w:tc>
+          <w:tcPr>
+            <w:tcW w:type="dxa" w:w="2880"/>
+          </w:tcPr>
+          <w:p>
+            <w:r>
+              <w:t>首页 / 榜单 / 比赛 / 录入 / 个人 / 审核 / 赛事 / 学院赛的数据组装</w:t>
             </w:r>
           </w:p>
         </w:tc>
@@ -1203,27 +1235,27 @@
           </w:tcPr>
           <w:p>
             <w:r>
-              <w:t>services/draw.js</w:t>
-            </w:r>
-          </w:p>
-        </w:tc>
-        <w:tc>
-          <w:tcPr>
-            <w:tcW w:type="dxa" w:w="2880"/>
-          </w:tcPr>
-          <w:p>
-            <w:r>
-              <w:t>497</w:t>
-            </w:r>
-          </w:p>
-        </w:tc>
-        <w:tc>
-          <w:tcPr>
-            <w:tcW w:type="dxa" w:w="2880"/>
-          </w:tcPr>
-          <w:p>
-            <w:r>
-              <w:t>抽签：按手工 / 等级分 / 赛季积分确定种子并落座</w:t>
+              <w:t>templates/member-view.*</w:t>
+            </w:r>
+          </w:p>
+        </w:tc>
+        <w:tc>
+          <w:tcPr>
+            <w:tcW w:type="dxa" w:w="2880"/>
+          </w:tcPr>
+          <w:p>
+            <w:r>
+              <w:t>—</w:t>
+            </w:r>
+          </w:p>
+        </w:tc>
+        <w:tc>
+          <w:tcPr>
+            <w:tcW w:type="dxa" w:w="2880"/>
+          </w:tcPr>
+          <w:p>
+            <w:r>
+              <w:t>「我的」与「他人主页」共用的界面模板，避免两处漂移</w:t>
             </w:r>
           </w:p>
         </w:tc>
@@ -1235,27 +1267,27 @@
           </w:tcPr>
           <w:p>
             <w:r>
-              <w:t>services/event.js / event-store.js</w:t>
-            </w:r>
-          </w:p>
-        </w:tc>
-        <w:tc>
-          <w:tcPr>
-            <w:tcW w:type="dxa" w:w="2880"/>
-          </w:tcPr>
-          <w:p>
-            <w:r>
-              <w:t>899</w:t>
-            </w:r>
-          </w:p>
-        </w:tc>
-        <w:tc>
-          <w:tcPr>
-            <w:tcW w:type="dxa" w:w="2880"/>
-          </w:tcPr>
-          <w:p>
-            <w:r>
-              <w:t>赛事发布、报名 / 取消、签到、名次、状态推进与权限</w:t>
+              <w:t>utils/bracket.js</w:t>
+            </w:r>
+          </w:p>
+        </w:tc>
+        <w:tc>
+          <w:tcPr>
+            <w:tcW w:type="dxa" w:w="2880"/>
+          </w:tcPr>
+          <w:p>
+            <w:r>
+              <w:t>171</w:t>
+            </w:r>
+          </w:p>
+        </w:tc>
+        <w:tc>
+          <w:tcPr>
+            <w:tcW w:type="dxa" w:w="2880"/>
+          </w:tcPr>
+          <w:p>
+            <w:r>
+              <w:t>单败淘汰签表：标准种子顺序、轮次配对、轮空（bye）处理</w:t>
             </w:r>
           </w:p>
         </w:tc>
@@ -1267,27 +1299,27 @@
           </w:tcPr>
           <w:p>
             <w:r>
-              <w:t>services/season.js / season-store.js / season-view.js</w:t>
-            </w:r>
-          </w:p>
-        </w:tc>
-        <w:tc>
-          <w:tcPr>
-            <w:tcW w:type="dxa" w:w="2880"/>
-          </w:tcPr>
-          <w:p>
-            <w:r>
-              <w:t>249</w:t>
-            </w:r>
-          </w:p>
-        </w:tc>
-        <w:tc>
-          <w:tcPr>
-            <w:tcW w:type="dxa" w:w="2880"/>
-          </w:tcPr>
-          <w:p>
-            <w:r>
-              <w:t>赛季编号、软重置权限与赛季概况</w:t>
+              <w:t>services/draw.js</w:t>
+            </w:r>
+          </w:p>
+        </w:tc>
+        <w:tc>
+          <w:tcPr>
+            <w:tcW w:type="dxa" w:w="2880"/>
+          </w:tcPr>
+          <w:p>
+            <w:r>
+              <w:t>757</w:t>
+            </w:r>
+          </w:p>
+        </w:tc>
+        <w:tc>
+          <w:tcPr>
+            <w:tcW w:type="dxa" w:w="2880"/>
+          </w:tcPr>
+          <w:p>
+            <w:r>
+              <w:t>抽签：按手工 / 等级分 / 赛季积分确定种子并落座</w:t>
             </w:r>
           </w:p>
         </w:tc>
@@ -1299,6 +1331,102 @@
           </w:tcPr>
           <w:p>
             <w:r>
+              <w:t>services/event.js / event-store.js</w:t>
+            </w:r>
+          </w:p>
+        </w:tc>
+        <w:tc>
+          <w:tcPr>
+            <w:tcW w:type="dxa" w:w="2880"/>
+          </w:tcPr>
+          <w:p>
+            <w:r>
+              <w:t>1,101</w:t>
+            </w:r>
+          </w:p>
+        </w:tc>
+        <w:tc>
+          <w:tcPr>
+            <w:tcW w:type="dxa" w:w="2880"/>
+          </w:tcPr>
+          <w:p>
+            <w:r>
+              <w:t>赛事发布、报名 / 取消、签到、名次、状态推进与权限</w:t>
+            </w:r>
+          </w:p>
+        </w:tc>
+      </w:tr>
+      <w:tr>
+        <w:tc>
+          <w:tcPr>
+            <w:tcW w:type="dxa" w:w="2880"/>
+          </w:tcPr>
+          <w:p>
+            <w:r>
+              <w:t>services/format-plan.js</w:t>
+            </w:r>
+          </w:p>
+        </w:tc>
+        <w:tc>
+          <w:tcPr>
+            <w:tcW w:type="dxa" w:w="2880"/>
+          </w:tcPr>
+          <w:p>
+            <w:r>
+              <w:t>774</w:t>
+            </w:r>
+          </w:p>
+        </w:tc>
+        <w:tc>
+          <w:tcPr>
+            <w:tcW w:type="dxa" w:w="2880"/>
+          </w:tcPr>
+          <w:p>
+            <w:r>
+              <w:t>赛制方案：把项目的赛制 / 抽签 / 积分口径组装成可复用的方案对象</w:t>
+            </w:r>
+          </w:p>
+        </w:tc>
+      </w:tr>
+      <w:tr>
+        <w:tc>
+          <w:tcPr>
+            <w:tcW w:type="dxa" w:w="2880"/>
+          </w:tcPr>
+          <w:p>
+            <w:r>
+              <w:t>services/season.js / season-store.js</w:t>
+            </w:r>
+          </w:p>
+        </w:tc>
+        <w:tc>
+          <w:tcPr>
+            <w:tcW w:type="dxa" w:w="2880"/>
+          </w:tcPr>
+          <w:p>
+            <w:r>
+              <w:t>131</w:t>
+            </w:r>
+          </w:p>
+        </w:tc>
+        <w:tc>
+          <w:tcPr>
+            <w:tcW w:type="dxa" w:w="2880"/>
+          </w:tcPr>
+          <w:p>
+            <w:r>
+              <w:t>赛季编号、软重置权限与赛季概况</w:t>
+            </w:r>
+          </w:p>
+        </w:tc>
+      </w:tr>
+      <w:tr>
+        <w:tc>
+          <w:tcPr>
+            <w:tcW w:type="dxa" w:w="2880"/>
+          </w:tcPr>
+          <w:p>
+            <w:r>
               <w:t>services/announcement.js / announcement-store.js / announcement-view.js</w:t>
             </w:r>
           </w:p>
@@ -1309,7 +1437,7 @@
           </w:tcPr>
           <w:p>
             <w:r>
-              <w:t>502</w:t>
+              <w:t>496</w:t>
             </w:r>
           </w:p>
         </w:tc>
@@ -1320,6 +1448,230 @@
           <w:p>
             <w:r>
               <w:t>公告发布、归档与展示</w:t>
+            </w:r>
+          </w:p>
+        </w:tc>
+      </w:tr>
+      <w:tr>
+        <w:tc>
+          <w:tcPr>
+            <w:tcW w:type="dxa" w:w="2880"/>
+          </w:tcPr>
+          <w:p>
+            <w:r>
+              <w:t>services/college-event.js</w:t>
+            </w:r>
+          </w:p>
+        </w:tc>
+        <w:tc>
+          <w:tcPr>
+            <w:tcW w:type="dxa" w:w="2880"/>
+          </w:tcPr>
+          <w:p>
+            <w:r>
+              <w:t>485</w:t>
+            </w:r>
+          </w:p>
+        </w:tc>
+        <w:tc>
+          <w:tcPr>
+            <w:tcW w:type="dxa" w:w="2880"/>
+          </w:tcPr>
+          <w:p>
+            <w:r>
+              <w:t>学院赛发布：小项序列、兼项、名单上下限、胜负算法与净胜口径</w:t>
+            </w:r>
+          </w:p>
+        </w:tc>
+      </w:tr>
+      <w:tr>
+        <w:tc>
+          <w:tcPr>
+            <w:tcW w:type="dxa" w:w="2880"/>
+          </w:tcPr>
+          <w:p>
+            <w:r>
+              <w:t>services/college-entry.js</w:t>
+            </w:r>
+          </w:p>
+        </w:tc>
+        <w:tc>
+          <w:tcPr>
+            <w:tcW w:type="dxa" w:w="2880"/>
+          </w:tcPr>
+          <w:p>
+            <w:r>
+              <w:t>318</w:t>
+            </w:r>
+          </w:p>
+        </w:tc>
+        <w:tc>
+          <w:tcPr>
+            <w:tcW w:type="dxa" w:w="2880"/>
+          </w:tcPr>
+          <w:p>
+            <w:r>
+              <w:t>学院名单：本学院校验、在册校验、人数上下限、审核流转</w:t>
+            </w:r>
+          </w:p>
+        </w:tc>
+      </w:tr>
+      <w:tr>
+        <w:tc>
+          <w:tcPr>
+            <w:tcW w:type="dxa" w:w="2880"/>
+          </w:tcPr>
+          <w:p>
+            <w:r>
+              <w:t>services/college-draw.js</w:t>
+            </w:r>
+          </w:p>
+        </w:tc>
+        <w:tc>
+          <w:tcPr>
+            <w:tcW w:type="dxa" w:w="2880"/>
+          </w:tcPr>
+          <w:p>
+            <w:r>
+              <w:t>241</w:t>
+            </w:r>
+          </w:p>
+        </w:tc>
+        <w:tc>
+          <w:tcPr>
+            <w:tcW w:type="dxa" w:w="2880"/>
+          </w:tcPr>
+          <w:p>
+            <w:r>
+              <w:t>学院赛抽签：锁定名单、学院落签位、手工种子</w:t>
+            </w:r>
+          </w:p>
+        </w:tc>
+      </w:tr>
+      <w:tr>
+        <w:tc>
+          <w:tcPr>
+            <w:tcW w:type="dxa" w:w="2880"/>
+          </w:tcPr>
+          <w:p>
+            <w:r>
+              <w:t>services/college-tie.js</w:t>
+            </w:r>
+          </w:p>
+        </w:tc>
+        <w:tc>
+          <w:tcPr>
+            <w:tcW w:type="dxa" w:w="2880"/>
+          </w:tcPr>
+          <w:p>
+            <w:r>
+              <w:t>707</w:t>
+            </w:r>
+          </w:p>
+        </w:tc>
+        <w:tc>
+          <w:tcPr>
+            <w:tcW w:type="dxa" w:w="2880"/>
+          </w:tcPr>
+          <w:p>
+            <w:r>
+              <w:t>大场与排阵：两级开赛、四种胜负汇总、轮次推进、弃权判定、ELO 资格</w:t>
+            </w:r>
+          </w:p>
+        </w:tc>
+      </w:tr>
+      <w:tr>
+        <w:tc>
+          <w:tcPr>
+            <w:tcW w:type="dxa" w:w="2880"/>
+          </w:tcPr>
+          <w:p>
+            <w:r>
+              <w:t>services/college-lineup.js</w:t>
+            </w:r>
+          </w:p>
+        </w:tc>
+        <w:tc>
+          <w:tcPr>
+            <w:tcW w:type="dxa" w:w="2880"/>
+          </w:tcPr>
+          <w:p>
+            <w:r>
+              <w:t>337</w:t>
+            </w:r>
+          </w:p>
+        </w:tc>
+        <w:tc>
+          <w:tcPr>
+            <w:tcW w:type="dxa" w:w="2880"/>
+          </w:tcPr>
+          <w:p>
+            <w:r>
+              <w:t>出场安排：自动沿用上次、换替补、兼项与未排满校验</w:t>
+            </w:r>
+          </w:p>
+        </w:tc>
+      </w:tr>
+      <w:tr>
+        <w:tc>
+          <w:tcPr>
+            <w:tcW w:type="dxa" w:w="2880"/>
+          </w:tcPr>
+          <w:p>
+            <w:r>
+              <w:t>services/college-store.js</w:t>
+            </w:r>
+          </w:p>
+        </w:tc>
+        <w:tc>
+          <w:tcPr>
+            <w:tcW w:type="dxa" w:w="2880"/>
+          </w:tcPr>
+          <w:p>
+            <w:r>
+              <w:t>349</w:t>
+            </w:r>
+          </w:p>
+        </w:tc>
+        <w:tc>
+          <w:tcPr>
+            <w:tcW w:type="dxa" w:w="2880"/>
+          </w:tcPr>
+          <w:p>
+            <w:r>
+              <w:t>学院赛内存台账：学院赛 / 名单 / 大场 / 排阵</w:t>
+            </w:r>
+          </w:p>
+        </w:tc>
+      </w:tr>
+      <w:tr>
+        <w:tc>
+          <w:tcPr>
+            <w:tcW w:type="dxa" w:w="2880"/>
+          </w:tcPr>
+          <w:p>
+            <w:r>
+              <w:t>services/college-view.js</w:t>
+            </w:r>
+          </w:p>
+        </w:tc>
+        <w:tc>
+          <w:tcPr>
+            <w:tcW w:type="dxa" w:w="2880"/>
+          </w:tcPr>
+          <w:p>
+            <w:r>
+              <w:t>692</w:t>
+            </w:r>
+          </w:p>
+        </w:tc>
+        <w:tc>
+          <w:tcPr>
+            <w:tcW w:type="dxa" w:w="2880"/>
+          </w:tcPr>
+          <w:p>
+            <w:r>
+              <w:t>学院赛视图模型：列表 / 详情 / 名单 / 审核 / 排阵 / 名次</w:t>
             </w:r>
           </w:p>
         </w:tc>
@@ -1755,7 +2107,7 @@
           </w:tcPr>
           <w:p>
             <w:r>
-              <w:t>报名中的赛事、我的报名、赛事积分榜、管理员发布入口</w:t>
+              <w:t>报名中的赛事、我的报名、赛事积分榜、管理员发布入口；个人赛与学院赛并列表</w:t>
             </w:r>
           </w:p>
         </w:tc>
@@ -1851,7 +2203,7 @@
           </w:tcPr>
           <w:p>
             <w:r>
-              <w:t>微信一键登录、实名信息填写、待审核状态展示</w:t>
+              <w:t>微信一键登录、实名信息填写（含学院必选）、待审核状态展示</w:t>
             </w:r>
           </w:p>
         </w:tc>
@@ -1947,7 +2299,7 @@
           </w:tcPr>
           <w:p>
             <w:r>
-              <w:t>报名 / 取消、签到、签表（抽签结果与逐轮比分）、名次</w:t>
+              <w:t>报名 / 取消、签到、手工指定种子、签表（抽签结果与逐轮比分）、名次</w:t>
             </w:r>
           </w:p>
         </w:tc>
@@ -2204,6 +2556,230 @@
           <w:p>
             <w:r>
               <w:t>赛季编号与软重置（需 ADMIN）</w:t>
+            </w:r>
+          </w:p>
+        </w:tc>
+      </w:tr>
+      <w:tr>
+        <w:tc>
+          <w:tcPr>
+            <w:tcW w:type="dxa" w:w="2880"/>
+          </w:tcPr>
+          <w:p>
+            <w:r>
+              <w:t>学院赛发布 / 编辑</w:t>
+            </w:r>
+          </w:p>
+        </w:tc>
+        <w:tc>
+          <w:tcPr>
+            <w:tcW w:type="dxa" w:w="2880"/>
+          </w:tcPr>
+          <w:p>
+            <w:r>
+              <w:t>功能页</w:t>
+            </w:r>
+          </w:p>
+        </w:tc>
+        <w:tc>
+          <w:tcPr>
+            <w:tcW w:type="dxa" w:w="2880"/>
+          </w:tcPr>
+          <w:p>
+            <w:r>
+              <w:t>小项序列、兼项开关、名单上下限、胜负算法与净胜口径（需 ADMIN）</w:t>
+            </w:r>
+          </w:p>
+        </w:tc>
+      </w:tr>
+      <w:tr>
+        <w:tc>
+          <w:tcPr>
+            <w:tcW w:type="dxa" w:w="2880"/>
+          </w:tcPr>
+          <w:p>
+            <w:r>
+              <w:t>学院名单提交</w:t>
+            </w:r>
+          </w:p>
+        </w:tc>
+        <w:tc>
+          <w:tcPr>
+            <w:tcW w:type="dxa" w:w="2880"/>
+          </w:tcPr>
+          <w:p>
+            <w:r>
+              <w:t>功能页</w:t>
+            </w:r>
+          </w:p>
+        </w:tc>
+        <w:tc>
+          <w:tcPr>
+            <w:tcW w:type="dxa" w:w="2880"/>
+          </w:tcPr>
+          <w:p>
+            <w:r>
+              <w:t>干事勾选本学院在册队员，提交 / 修改名单（含替补）</w:t>
+            </w:r>
+          </w:p>
+        </w:tc>
+      </w:tr>
+      <w:tr>
+        <w:tc>
+          <w:tcPr>
+            <w:tcW w:type="dxa" w:w="2880"/>
+          </w:tcPr>
+          <w:p>
+            <w:r>
+              <w:t>学院名单审核</w:t>
+            </w:r>
+          </w:p>
+        </w:tc>
+        <w:tc>
+          <w:tcPr>
+            <w:tcW w:type="dxa" w:w="2880"/>
+          </w:tcPr>
+          <w:p>
+            <w:r>
+              <w:t>功能页</w:t>
+            </w:r>
+          </w:p>
+        </w:tc>
+        <w:tc>
+          <w:tcPr>
+            <w:tcW w:type="dxa" w:w="2880"/>
+          </w:tcPr>
+          <w:p>
+            <w:r>
+              <w:t>管理员审核各学院名单，通过 / 退回（理由必填）</w:t>
+            </w:r>
+          </w:p>
+        </w:tc>
+      </w:tr>
+      <w:tr>
+        <w:tc>
+          <w:tcPr>
+            <w:tcW w:type="dxa" w:w="2880"/>
+          </w:tcPr>
+          <w:p>
+            <w:r>
+              <w:t>学院赛详情</w:t>
+            </w:r>
+          </w:p>
+        </w:tc>
+        <w:tc>
+          <w:tcPr>
+            <w:tcW w:type="dxa" w:w="2880"/>
+          </w:tcPr>
+          <w:p>
+            <w:r>
+              <w:t>功能页</w:t>
+            </w:r>
+          </w:p>
+        </w:tc>
+        <w:tc>
+          <w:tcPr>
+            <w:tcW w:type="dxa" w:w="2880"/>
+          </w:tcPr>
+          <w:p>
+            <w:r>
+              <w:t>大场列表、赛事级与大场级两级开赛、各小场录分入口、学院名次</w:t>
+            </w:r>
+          </w:p>
+        </w:tc>
+      </w:tr>
+      <w:tr>
+        <w:tc>
+          <w:tcPr>
+            <w:tcW w:type="dxa" w:w="2880"/>
+          </w:tcPr>
+          <w:p>
+            <w:r>
+              <w:t>大场排阵</w:t>
+            </w:r>
+          </w:p>
+        </w:tc>
+        <w:tc>
+          <w:tcPr>
+            <w:tcW w:type="dxa" w:w="2880"/>
+          </w:tcPr>
+          <w:p>
+            <w:r>
+              <w:t>功能页</w:t>
+            </w:r>
+          </w:p>
+        </w:tc>
+        <w:tc>
+          <w:tcPr>
+            <w:tcW w:type="dxa" w:w="2880"/>
+          </w:tcPr>
+          <w:p>
+            <w:r>
+              <w:t>干事针对某个大场提交出场安排，自动沿用上次、换替补</w:t>
+            </w:r>
+          </w:p>
+        </w:tc>
+      </w:tr>
+      <w:tr>
+        <w:tc>
+          <w:tcPr>
+            <w:tcW w:type="dxa" w:w="2880"/>
+          </w:tcPr>
+          <w:p>
+            <w:r>
+              <w:t>学院小场录分</w:t>
+            </w:r>
+          </w:p>
+        </w:tc>
+        <w:tc>
+          <w:tcPr>
+            <w:tcW w:type="dxa" w:w="2880"/>
+          </w:tcPr>
+          <w:p>
+            <w:r>
+              <w:t>功能页</w:t>
+            </w:r>
+          </w:p>
+        </w:tc>
+        <w:tc>
+          <w:tcPr>
+            <w:tcW w:type="dxa" w:w="2880"/>
+          </w:tcPr>
+          <w:p>
+            <w:r>
+              <w:t>录分 / 确认 / 记弃权，单打小场确认即结算个人 ELO</w:t>
+            </w:r>
+          </w:p>
+        </w:tc>
+      </w:tr>
+      <w:tr>
+        <w:tc>
+          <w:tcPr>
+            <w:tcW w:type="dxa" w:w="2880"/>
+          </w:tcPr>
+          <w:p>
+            <w:r>
+              <w:t>学院名次录入</w:t>
+            </w:r>
+          </w:p>
+        </w:tc>
+        <w:tc>
+          <w:tcPr>
+            <w:tcW w:type="dxa" w:w="2880"/>
+          </w:tcPr>
+          <w:p>
+            <w:r>
+              <w:t>功能页</w:t>
+            </w:r>
+          </w:p>
+        </w:tc>
+        <w:tc>
+          <w:tcPr>
+            <w:tcW w:type="dxa" w:w="2880"/>
+          </w:tcPr>
+          <w:p>
+            <w:r>
+              <w:t>录入学院名次并结束赛事（需 ADMIN）</w:t>
             </w:r>
           </w:p>
         </w:tc>
@@ -2258,7 +2834,33 @@
     <w:p>
       <w:pPr/>
       <w:r>
-        <w:t>已知缺口：数据层已支持 SEED_MODE.MANUAL（draw.js 的 resolveSeeds 接受 manualOrder），但赛事详情页暂未提供手工排序入口，抽签时只传了随机种子值，手工口径目前只能在数据层使用。</w:t>
+        <w:t>抽签支持手工指定种子：赛事详情页在抽签前提供「指定种子顺序」面板，按顺序点选种子后连同随机值一起传给 drawEvent；重抽仅在开赛前且没有任何已确认比赛时允许。</w:t>
+      </w:r>
+    </w:p>
+    <w:p>
+      <w:pPr>
+        <w:pStyle w:val="Heading2"/>
+      </w:pPr>
+      <w:r>
+        <w:t>3.10 学院团体赛（第三条链路）</w:t>
+      </w:r>
+    </w:p>
+    <w:p>
+      <w:pPr/>
+      <w:r>
+        <w:t>学院赛以「新增一条链路」的方式落地，个人赛与日常约球完全不受影响。链路为：管理员发布学院赛（小项序列、兼项开关、名单上下限、胜负算法与净胜口径）→ 各学院干事提交本学院名单 → 管理员审核 → 管理员抽签（锁定名单、学院落签位）→ 管理员点赛事级「开始」生成首轮大场 → 双方干事各提交出场安排 → 双方排阵齐后管理员点该大场「开始」→ 逐个小项录分确认 → 该轮打完后自动生成下一轮 → 全部结束由管理员录入学院名次。</w:t>
+      </w:r>
+    </w:p>
+    <w:p>
+      <w:pPr/>
+      <w:r>
+        <w:t>口径上，学院赛与个人赛严格隔离：小场写进现有 matches 集合并带 competition='college' 等归属字段，以便复用 ELO 回放；单打小场确认即按一级 K=32 结算个人 ELO，双打小场不计；学院赛不产生任何个人赛事积分；录入学院名次只落 college_events.results，不影响任何人的等级分与积分。弃权规则（D41–D43）两条链路共用：本人（个人赛）或管理员（大场）记弃权后，回放整场跳过 ELO，对手直接晋级，大场汇总按对手获胜计入。</w:t>
+      </w:r>
+    </w:p>
+    <w:p>
+      <w:pPr/>
+      <w:r>
+        <w:t>防呆：干事未排人不能提交排阵，双方排阵未齐的大场不能开始，从源头减少弃权；所有学院范围写操作先过 managesCollege（管理员通行、干事仅本学院）。</w:t>
       </w:r>
     </w:p>
     <w:p>
@@ -2708,6 +3310,262 @@
           </w:p>
         </w:tc>
       </w:tr>
+      <w:tr>
+        <w:tc>
+          <w:tcPr>
+            <w:tcW w:type="dxa" w:w="2880"/>
+          </w:tcPr>
+          <w:p>
+            <w:r>
+              <w:t>学院赛小项池</w:t>
+            </w:r>
+          </w:p>
+        </w:tc>
+        <w:tc>
+          <w:tcPr>
+            <w:tcW w:type="dxa" w:w="2880"/>
+          </w:tcPr>
+          <w:p>
+            <w:r>
+              <w:t>男单 / 女单 / 男双 / 女双 / 混双，同名可重复出现</w:t>
+            </w:r>
+          </w:p>
+        </w:tc>
+        <w:tc>
+          <w:tcPr>
+            <w:tcW w:type="dxa" w:w="2880"/>
+          </w:tcPr>
+          <w:p>
+            <w:r>
+              <w:t>utils/constants.js LEG_DISCIPLINE</w:t>
+            </w:r>
+          </w:p>
+        </w:tc>
+      </w:tr>
+      <w:tr>
+        <w:tc>
+          <w:tcPr>
+            <w:tcW w:type="dxa" w:w="2880"/>
+          </w:tcPr>
+          <w:p>
+            <w:r>
+              <w:t>大场胜负算法</w:t>
+            </w:r>
+          </w:p>
+        </w:tc>
+        <w:tc>
+          <w:tcPr>
+            <w:tcW w:type="dxa" w:w="2880"/>
+          </w:tcPr>
+          <w:p>
+            <w:r>
+              <w:t>打满比净胜 / 先到 N 场胜</w:t>
+            </w:r>
+          </w:p>
+        </w:tc>
+        <w:tc>
+          <w:tcPr>
+            <w:tcW w:type="dxa" w:w="2880"/>
+          </w:tcPr>
+          <w:p>
+            <w:r>
+              <w:t>utils/constants.js TIE_ALGO</w:t>
+            </w:r>
+          </w:p>
+        </w:tc>
+      </w:tr>
+      <w:tr>
+        <w:tc>
+          <w:tcPr>
+            <w:tcW w:type="dxa" w:w="2880"/>
+          </w:tcPr>
+          <w:p>
+            <w:r>
+              <w:t>净胜口径</w:t>
+            </w:r>
+          </w:p>
+        </w:tc>
+        <w:tc>
+          <w:tcPr>
+            <w:tcW w:type="dxa" w:w="2880"/>
+          </w:tcPr>
+          <w:p>
+            <w:r>
+              <w:t>小场胜场差 / 累计局分净胜</w:t>
+            </w:r>
+          </w:p>
+        </w:tc>
+        <w:tc>
+          <w:tcPr>
+            <w:tcW w:type="dxa" w:w="2880"/>
+          </w:tcPr>
+          <w:p>
+            <w:r>
+              <w:t>utils/constants.js TIE_NET_MODE</w:t>
+            </w:r>
+          </w:p>
+        </w:tc>
+      </w:tr>
+      <w:tr>
+        <w:tc>
+          <w:tcPr>
+            <w:tcW w:type="dxa" w:w="2880"/>
+          </w:tcPr>
+          <w:p>
+            <w:r>
+              <w:t>学院名单上下限</w:t>
+            </w:r>
+          </w:p>
+        </w:tc>
+        <w:tc>
+          <w:tcPr>
+            <w:tcW w:type="dxa" w:w="2880"/>
+          </w:tcPr>
+          <w:p>
+            <w:r>
+              <w:t>1–50 人（默认 4–20）</w:t>
+            </w:r>
+          </w:p>
+        </w:tc>
+        <w:tc>
+          <w:tcPr>
+            <w:tcW w:type="dxa" w:w="2880"/>
+          </w:tcPr>
+          <w:p>
+            <w:r>
+              <w:t>utils/constants.js ROSTER_LIMITS</w:t>
+            </w:r>
+          </w:p>
+        </w:tc>
+      </w:tr>
+      <w:tr>
+        <w:tc>
+          <w:tcPr>
+            <w:tcW w:type="dxa" w:w="2880"/>
+          </w:tcPr>
+          <w:p>
+            <w:r>
+              <w:t>学院赛小项规模</w:t>
+            </w:r>
+          </w:p>
+        </w:tc>
+        <w:tc>
+          <w:tcPr>
+            <w:tcW w:type="dxa" w:w="2880"/>
+          </w:tcPr>
+          <w:p>
+            <w:r>
+              <w:t>至少 1 项、至多 20 项</w:t>
+            </w:r>
+          </w:p>
+        </w:tc>
+        <w:tc>
+          <w:tcPr>
+            <w:tcW w:type="dxa" w:w="2880"/>
+          </w:tcPr>
+          <w:p>
+            <w:r>
+              <w:t>services/college-event.js LEG_PLAN_MIN / LEG_PLAN_MAX</w:t>
+            </w:r>
+          </w:p>
+        </w:tc>
+      </w:tr>
+      <w:tr>
+        <w:tc>
+          <w:tcPr>
+            <w:tcW w:type="dxa" w:w="2880"/>
+          </w:tcPr>
+          <w:p>
+            <w:r>
+              <w:t>学院赛计分口径</w:t>
+            </w:r>
+          </w:p>
+        </w:tc>
+        <w:tc>
+          <w:tcPr>
+            <w:tcW w:type="dxa" w:w="2880"/>
+          </w:tcPr>
+          <w:p>
+            <w:r>
+              <w:t>单打小场按一级 K=32 计 ELO；双打小场不计；不产生个人赛事积分</w:t>
+            </w:r>
+          </w:p>
+        </w:tc>
+        <w:tc>
+          <w:tcPr>
+            <w:tcW w:type="dxa" w:w="2880"/>
+          </w:tcPr>
+          <w:p>
+            <w:r>
+              <w:t>services/college-tie.js isEloEligibleMatch</w:t>
+            </w:r>
+          </w:p>
+        </w:tc>
+      </w:tr>
+      <w:tr>
+        <w:tc>
+          <w:tcPr>
+            <w:tcW w:type="dxa" w:w="2880"/>
+          </w:tcPr>
+          <w:p>
+            <w:r>
+              <w:t>学院赛状态机</w:t>
+            </w:r>
+          </w:p>
+        </w:tc>
+        <w:tc>
+          <w:tcPr>
+            <w:tcW w:type="dxa" w:w="2880"/>
+          </w:tcPr>
+          <w:p>
+            <w:r>
+              <w:t>报名中 / 待开赛 / 进行中 / 已结束</w:t>
+            </w:r>
+          </w:p>
+        </w:tc>
+        <w:tc>
+          <w:tcPr>
+            <w:tcW w:type="dxa" w:w="2880"/>
+          </w:tcPr>
+          <w:p>
+            <w:r>
+              <w:t>utils/constants.js COLLEGE_EVENT_STATUS</w:t>
+            </w:r>
+          </w:p>
+        </w:tc>
+      </w:tr>
+      <w:tr>
+        <w:tc>
+          <w:tcPr>
+            <w:tcW w:type="dxa" w:w="2880"/>
+          </w:tcPr>
+          <w:p>
+            <w:r>
+              <w:t>大场状态机</w:t>
+            </w:r>
+          </w:p>
+        </w:tc>
+        <w:tc>
+          <w:tcPr>
+            <w:tcW w:type="dxa" w:w="2880"/>
+          </w:tcPr>
+          <w:p>
+            <w:r>
+              <w:t>待排阵 / 待开赛 / 进行中 / 已结束</w:t>
+            </w:r>
+          </w:p>
+        </w:tc>
+        <w:tc>
+          <w:tcPr>
+            <w:tcW w:type="dxa" w:w="2880"/>
+          </w:tcPr>
+          <w:p>
+            <w:r>
+              <w:t>utils/constants.js TIE_STATUS</w:t>
+            </w:r>
+          </w:p>
+        </w:tc>
+      </w:tr>
     </w:tbl>
     <w:p/>
     <w:p>
@@ -2720,7 +3578,7 @@
     </w:p>
     <w:p>
       <w:r>
-        <w:t>全部算法与数据层逻辑都有 Node 单元测试覆盖，共 1258 条用例、136 个套件，npm test 秒级跑完。测试分两层：</w:t>
+        <w:t>全部算法与数据层逻辑都有 Node 单元测试覆盖，共 1635 条用例、153 个套件，npm test 秒级跑完。测试分两层：</w:t>
       </w:r>
     </w:p>
     <w:p>
@@ -2728,7 +3586,7 @@
         <w:pStyle w:val="ListBullet"/>
       </w:pPr>
       <w:r>
-        <w:t>单元测试（43 个测试文件）：ELO、回放、榜单、积分、统计、赛制校验、赛事与抽签（签表推进、种子确定、轮空处理）、赛季、公告、格式化、各视图模型、数据源门面。</w:t>
+        <w:t>单元测试（55 个测试文件）：ELO、回放、榜单、积分、统计、赛制校验、赛事与抽签（签表推进、种子确定、轮空处理）、赛季、公告、格式化、各视图模型、数据源门面、学院赛（发布 / 名单 / 抽签 / 两级开赛 / 排阵 / 汇总 / 轮次 / 名次）、弃权与权限矩阵。</w:t>
       </w:r>
     </w:p>
     <w:p>
@@ -2736,7 +3594,7 @@
         <w:pStyle w:val="ListBullet"/>
       </w:pPr>
       <w:r>
-        <w:t>页面装配自检（tests/page.test.js，约 160 条）：在 Node 里伪造最小 wx 环境，真实执行 18 个页面的 onLoad / onShow / 交互 / 提交，验证登录态、权限、确认后计分与撤销回滚等关键链路。</w:t>
+        <w:t>页面装配自检（tests/page.test.js，约 202 条）：在 Node 里伪造最小 wx 环境，真实执行 24 个页面的 onLoad / onShow / 交互 / 提交，验证登录态、权限、确认后计分与撤销回滚等关键链路。</w:t>
       </w:r>
     </w:p>
     <w:p>
@@ -4271,7 +5129,7 @@
           </w:tcPr>
           <w:p>
             <w:r>
-              <w:t>本文档与交接说明、策划书已随 P1 / P2 同步更新</w:t>
+              <w:t>本文档与交接说明、策划书、管理员操作手册、云控制台指南已随 P1 / P2 / 学院赛同步更新</w:t>
             </w:r>
           </w:p>
         </w:tc>
@@ -4293,17 +5151,17 @@
           </w:tcPr>
           <w:p>
             <w:r>
-              <w:t>抽签手工种子入口</w:t>
-            </w:r>
-          </w:p>
-        </w:tc>
-        <w:tc>
-          <w:tcPr>
-            <w:tcW w:type="dxa" w:w="2880"/>
-          </w:tcPr>
-          <w:p>
-            <w:r>
-              <w:t>数据层已支持 SEED_MODE.MANUAL 的 manualOrder，赛事详情页暂未提供手工排序入口</w:t>
+              <w:t>（已完成）抽签手工种子入口</w:t>
+            </w:r>
+          </w:p>
+        </w:tc>
+        <w:tc>
+          <w:tcPr>
+            <w:tcW w:type="dxa" w:w="2880"/>
+          </w:tcPr>
+          <w:p>
+            <w:r>
+              <w:t>赛事详情页已提供「指定种子顺序」面板，manualOrder 直达数据层</w:t>
             </w:r>
           </w:p>
         </w:tc>
@@ -4425,6 +5283,102 @@
                 <w:b/>
               </w:rPr>
               <w:t>归属</w:t>
+            </w:r>
+          </w:p>
+        </w:tc>
+      </w:tr>
+      <w:tr>
+        <w:tc>
+          <w:tcPr>
+            <w:tcW w:type="dxa" w:w="2880"/>
+          </w:tcPr>
+          <w:p>
+            <w:r>
+              <w:t>c90ab9e</w:t>
+            </w:r>
+          </w:p>
+        </w:tc>
+        <w:tc>
+          <w:tcPr>
+            <w:tcW w:type="dxa" w:w="2880"/>
+          </w:tcPr>
+          <w:p>
+            <w:r>
+              <w:t>干事（学院负责人）任免与学院范围权限（M1）</w:t>
+            </w:r>
+          </w:p>
+        </w:tc>
+        <w:tc>
+          <w:tcPr>
+            <w:tcW w:type="dxa" w:w="2880"/>
+          </w:tcPr>
+          <w:p>
+            <w:r>
+              <w:t>学院赛</w:t>
+            </w:r>
+          </w:p>
+        </w:tc>
+      </w:tr>
+      <w:tr>
+        <w:tc>
+          <w:tcPr>
+            <w:tcW w:type="dxa" w:w="2880"/>
+          </w:tcPr>
+          <w:p>
+            <w:r>
+              <w:t>626a214</w:t>
+            </w:r>
+          </w:p>
+        </w:tc>
+        <w:tc>
+          <w:tcPr>
+            <w:tcW w:type="dxa" w:w="2880"/>
+          </w:tcPr>
+          <w:p>
+            <w:r>
+              <w:t>学院名单定为 26 所并迁入 constants，去掉「其他」（M0）</w:t>
+            </w:r>
+          </w:p>
+        </w:tc>
+        <w:tc>
+          <w:tcPr>
+            <w:tcW w:type="dxa" w:w="2880"/>
+          </w:tcPr>
+          <w:p>
+            <w:r>
+              <w:t>学院赛</w:t>
+            </w:r>
+          </w:p>
+        </w:tc>
+      </w:tr>
+      <w:tr>
+        <w:tc>
+          <w:tcPr>
+            <w:tcW w:type="dxa" w:w="2880"/>
+          </w:tcPr>
+          <w:p>
+            <w:r>
+              <w:t>183269b</w:t>
+            </w:r>
+          </w:p>
+        </w:tc>
+        <w:tc>
+          <w:tcPr>
+            <w:tcW w:type="dxa" w:w="2880"/>
+          </w:tcPr>
+          <w:p>
+            <w:r>
+              <w:t>学院赛设计方案与施工规划文档</w:t>
+            </w:r>
+          </w:p>
+        </w:tc>
+        <w:tc>
+          <w:tcPr>
+            <w:tcW w:type="dxa" w:w="2880"/>
+          </w:tcPr>
+          <w:p>
+            <w:r>
+              <w:t>学院赛</w:t>
             </w:r>
           </w:p>
         </w:tc>

--- a/中央民族大学匹克球俱乐部小程序开发进展汇总.docx
+++ b/中央民族大学匹克球俱乐部小程序开发进展汇总.docx
@@ -172,7 +172,7 @@
           </w:tcPr>
           <w:p>
             <w:r>
-              <w:t>1635 条 / 153 个套件</w:t>
+              <w:t>1654 条 / 154 个套件</w:t>
             </w:r>
           </w:p>
         </w:tc>
@@ -2822,7 +2822,7 @@
     <w:p>
       <w:pPr/>
       <w:r>
-        <w:t>单打赛事支持一键抽签：先按选定口径排出种子（手工指定 / 按等级分 / 按赛季积分），再按标准种子顺序（1 对 N、2 对 N−1……）把选手落到签位上，种子数量取 2 / 4 / 8。签表大小按实际报名人数向上取到 2 的幂，空出的位置为轮空（bye）——轮空不生成比赛，直接让对手晋级。</w:t>
+        <w:t>单打与双打赛事都支持一键抽签：先按选定口径排出种子（手工指定 / 按等级分；双打没有赛季积分，故去掉了「按赛季积分」这一来源，双打的种子按两人同池等级分之和排序），再按标准种子顺序（1 对 N、2 对 N−1……）把选手落到签位上，种子数量取 2 / 4 / 8（双打按种子「组数」计，每组两人）。签表大小按实际报名人数向上取到 2 的幂，空出的位置为轮空（bye）——轮空不生成比赛，直接让对手晋级。</w:t>
       </w:r>
     </w:p>
     <w:p>
@@ -3578,7 +3578,7 @@
     </w:p>
     <w:p>
       <w:r>
-        <w:t>全部算法与数据层逻辑都有 Node 单元测试覆盖，共 1635 条用例、153 个套件，npm test 秒级跑完。测试分两层：</w:t>
+        <w:t>全部算法与数据层逻辑都有 Node 单元测试覆盖，共 1654 条用例、154 个套件，npm test 秒级跑完。测试分两层：</w:t>
       </w:r>
     </w:p>
     <w:p>
@@ -3594,7 +3594,7 @@
         <w:pStyle w:val="ListBullet"/>
       </w:pPr>
       <w:r>
-        <w:t>页面装配自检（tests/page.test.js，约 202 条）：在 Node 里伪造最小 wx 环境，真实执行 24 个页面的 onLoad / onShow / 交互 / 提交，验证登录态、权限、确认后计分与撤销回滚等关键链路。</w:t>
+        <w:t>页面装配自检（tests/page.test.js，约 203 条）：在 Node 里伪造最小 wx 环境，真实执行 24 个页面的 onLoad / onShow / 交互 / 提交，验证登录态、权限、确认后计分与撤销回滚等关键链路。</w:t>
       </w:r>
     </w:p>
     <w:p>
